--- a/project/documents/letters/BlankLetterContact.docx
+++ b/project/documents/letters/BlankLetterContact.docx
@@ -1,46 +1,8 @@
 
 <file path=word/document.xml><?xml version="1.0" encoding="utf-8"?>
-<w:document xmlns:wpc="http://schemas.microsoft.com/office/word/2010/wordprocessingCanvas" xmlns:cx="http://schemas.microsoft.com/office/drawing/2014/chartex" xmlns:cx1="http://schemas.microsoft.com/office/drawing/2015/9/8/chartex" xmlns:cx2="http://schemas.microsoft.com/office/drawing/2015/10/21/chartex" xmlns:cx3="http://schemas.microsoft.com/office/drawing/2016/5/9/chartex" xmlns:cx4="http://schemas.microsoft.com/office/drawing/2016/5/10/chartex" xmlns:cx5="http://schemas.microsoft.com/office/drawing/2016/5/11/chartex" xmlns:cx6="http://schemas.microsoft.com/office/drawing/2016/5/12/chartex" xmlns:cx7="http://schemas.microsoft.com/office/drawing/2016/5/13/chartex" xmlns:cx8="http://schemas.microsoft.com/office/drawing/2016/5/14/chartex" xmlns:mc="http://schemas.openxmlformats.org/markup-compatibility/2006" xmlns:aink="http://schemas.microsoft.com/office/drawing/2016/ink" xmlns:am3d="http://schemas.microsoft.com/office/drawing/2017/model3d" xmlns:o="urn:schemas-microsoft-com:office:office" xmlns:oel="http://schemas.microsoft.com/office/2019/extlst" xmlns:r="http://schemas.openxmlformats.org/officeDocument/2006/relationships" xmlns:m="http://schemas.openxmlformats.org/officeDocument/2006/math" xmlns:v="urn:schemas-microsoft-com:vml" xmlns:wp14="http://schemas.microsoft.com/office/word/2010/wordprocessingDrawing" xmlns:wp="http://schemas.openxmlformats.org/drawingml/2006/wordprocessingDrawing" xmlns:w10="urn:schemas-microsoft-com:office:word" xmlns:w="http://schemas.openxmlformats.org/wordprocessingml/2006/main" xmlns:w14="http://schemas.microsoft.com/office/word/2010/wordml" xmlns:w15="http://schemas.microsoft.com/office/word/2012/wordml" xmlns:w16cex="http://schemas.microsoft.com/office/word/2018/wordml/cex" xmlns:w16cid="http://schemas.microsoft.com/office/word/2016/wordml/cid" xmlns:w16="http://schemas.microsoft.com/office/word/2018/wordml" xmlns:w16sdtdh="http://schemas.microsoft.com/office/word/2020/wordml/sdtdatahash" xmlns:w16se="http://schemas.microsoft.com/office/word/2015/wordml/symex" xmlns:wpg="http://schemas.microsoft.com/office/word/2010/wordprocessingGroup" xmlns:wpi="http://schemas.microsoft.com/office/word/2010/wordprocessingInk" xmlns:wne="http://schemas.microsoft.com/office/word/2006/wordml" xmlns:wps="http://schemas.microsoft.com/office/word/2010/wordprocessingShape" mc:Ignorable="w14 w15 w16se w16cid w16 w16cex w16sdtdh wp14">
+<w:document xmlns:wpc="http://schemas.microsoft.com/office/word/2010/wordprocessingCanvas" xmlns:cx="http://schemas.microsoft.com/office/drawing/2014/chartex" xmlns:cx1="http://schemas.microsoft.com/office/drawing/2015/9/8/chartex" xmlns:cx2="http://schemas.microsoft.com/office/drawing/2015/10/21/chartex" xmlns:cx3="http://schemas.microsoft.com/office/drawing/2016/5/9/chartex" xmlns:cx4="http://schemas.microsoft.com/office/drawing/2016/5/10/chartex" xmlns:cx5="http://schemas.microsoft.com/office/drawing/2016/5/11/chartex" xmlns:cx6="http://schemas.microsoft.com/office/drawing/2016/5/12/chartex" xmlns:cx7="http://schemas.microsoft.com/office/drawing/2016/5/13/chartex" xmlns:cx8="http://schemas.microsoft.com/office/drawing/2016/5/14/chartex" xmlns:mc="http://schemas.openxmlformats.org/markup-compatibility/2006" xmlns:aink="http://schemas.microsoft.com/office/drawing/2016/ink" xmlns:am3d="http://schemas.microsoft.com/office/drawing/2017/model3d" xmlns:o="urn:schemas-microsoft-com:office:office" xmlns:oel="http://schemas.microsoft.com/office/2019/extlst" xmlns:r="http://schemas.openxmlformats.org/officeDocument/2006/relationships" xmlns:m="http://schemas.openxmlformats.org/officeDocument/2006/math" xmlns:v="urn:schemas-microsoft-com:vml" xmlns:wp14="http://schemas.microsoft.com/office/word/2010/wordprocessingDrawing" xmlns:wp="http://schemas.openxmlformats.org/drawingml/2006/wordprocessingDrawing" xmlns:w10="urn:schemas-microsoft-com:office:word" xmlns:w="http://schemas.openxmlformats.org/wordprocessingml/2006/main" xmlns:w14="http://schemas.microsoft.com/office/word/2010/wordml" xmlns:w15="http://schemas.microsoft.com/office/word/2012/wordml" xmlns:w16cex="http://schemas.microsoft.com/office/word/2018/wordml/cex" xmlns:w16cid="http://schemas.microsoft.com/office/word/2016/wordml/cid" xmlns:w16="http://schemas.microsoft.com/office/word/2018/wordml" xmlns:w16du="http://schemas.microsoft.com/office/word/2023/wordml/word16du" xmlns:w16sdtdh="http://schemas.microsoft.com/office/word/2020/wordml/sdtdatahash" xmlns:w16sdtfl="http://schemas.microsoft.com/office/word/2024/wordml/sdtformatlock" xmlns:w16se="http://schemas.microsoft.com/office/word/2015/wordml/symex" xmlns:wpg="http://schemas.microsoft.com/office/word/2010/wordprocessingGroup" xmlns:wpi="http://schemas.microsoft.com/office/word/2010/wordprocessingInk" xmlns:wne="http://schemas.microsoft.com/office/word/2006/wordml" xmlns:wps="http://schemas.microsoft.com/office/word/2010/wordprocessingShape" mc:Ignorable="w14 w15 w16se w16cid w16 w16cex w16sdtdh w16sdtfl w16du wp14">
   <w:body>
-    <w:p>
-      <w:pPr>
-        <w:pStyle w:val="Title"/>
-        <w:jc w:val="left"/>
-        <w:rPr>
-          <w:noProof/>
-        </w:rPr>
-      </w:pPr>
-      <w:r>
-        <w:rPr>
-          <w:noProof/>
-        </w:rPr>
-        <w:pict w14:anchorId="703F996F">
-          <v:shapetype id="_x0000_t75" coordsize="21600,21600" o:spt="75" o:preferrelative="t" path="m@4@5l@4@11@9@11@9@5xe" filled="f" stroked="f">
-            <v:stroke joinstyle="miter"/>
-            <v:formulas>
-              <v:f eqn="if lineDrawn pixelLineWidth 0"/>
-              <v:f eqn="sum @0 1 0"/>
-              <v:f eqn="sum 0 0 @1"/>
-              <v:f eqn="prod @2 1 2"/>
-              <v:f eqn="prod @3 21600 pixelWidth"/>
-              <v:f eqn="prod @3 21600 pixelHeight"/>
-              <v:f eqn="sum @0 0 1"/>
-              <v:f eqn="prod @6 1 2"/>
-              <v:f eqn="prod @7 21600 pixelWidth"/>
-              <v:f eqn="sum @8 21600 0"/>
-              <v:f eqn="prod @7 21600 pixelHeight"/>
-              <v:f eqn="sum @10 21600 0"/>
-            </v:formulas>
-            <v:path o:extrusionok="f" gradientshapeok="t" o:connecttype="rect"/>
-            <o:lock v:ext="edit" aspectratio="t"/>
-          </v:shapetype>
-          <v:shape id="_x0000_s2052" type="#_x0000_t75" style="position:absolute;margin-left:-1in;margin-top:-65.25pt;width:609.35pt;height:125.2pt;z-index:251657728">
-            <v:imagedata r:id="rId7" o:title="HEADING 3"/>
-            <w10:wrap type="square"/>
-          </v:shape>
-        </w:pict>
-      </w:r>
-    </w:p>
+    <w:p/>
     <w:p>
       <w:pPr>
         <w:tabs>
@@ -62,7 +24,51 @@
           <w:sz w:val="20"/>
           <w:szCs w:val="20"/>
         </w:rPr>
-        <w:t xml:space="preserve">&lt;&lt;WAName&gt;&gt; &lt;&lt;WAPhone&gt;&gt; </w:t>
+        <w:t>&lt;&lt;</w:t>
+      </w:r>
+      <w:proofErr w:type="spellStart"/>
+      <w:r>
+        <w:rPr>
+          <w:rFonts w:ascii="Times New Roman" w:hAnsi="Times New Roman"/>
+          <w:b/>
+          <w:bCs/>
+          <w:sz w:val="20"/>
+          <w:szCs w:val="20"/>
+        </w:rPr>
+        <w:t>WAName</w:t>
+      </w:r>
+      <w:proofErr w:type="spellEnd"/>
+      <w:r>
+        <w:rPr>
+          <w:rFonts w:ascii="Times New Roman" w:hAnsi="Times New Roman"/>
+          <w:b/>
+          <w:bCs/>
+          <w:sz w:val="20"/>
+          <w:szCs w:val="20"/>
+        </w:rPr>
+        <w:t>&gt;&gt; &lt;&lt;</w:t>
+      </w:r>
+      <w:proofErr w:type="spellStart"/>
+      <w:r>
+        <w:rPr>
+          <w:rFonts w:ascii="Times New Roman" w:hAnsi="Times New Roman"/>
+          <w:b/>
+          <w:bCs/>
+          <w:sz w:val="20"/>
+          <w:szCs w:val="20"/>
+        </w:rPr>
+        <w:t>WAPhone</w:t>
+      </w:r>
+      <w:proofErr w:type="spellEnd"/>
+      <w:r>
+        <w:rPr>
+          <w:rFonts w:ascii="Times New Roman" w:hAnsi="Times New Roman"/>
+          <w:b/>
+          <w:bCs/>
+          <w:sz w:val="20"/>
+          <w:szCs w:val="20"/>
+        </w:rPr>
+        <w:t xml:space="preserve">&gt;&gt; </w:t>
       </w:r>
       <w:r>
         <w:rPr>
@@ -84,6 +90,7 @@
         </w:rPr>
         <w:t>&lt;&lt;</w:t>
       </w:r>
+      <w:proofErr w:type="spellStart"/>
       <w:r>
         <w:rPr>
           <w:rFonts w:ascii="Times New Roman" w:hAnsi="Times New Roman"/>
@@ -102,8 +109,20 @@
           <w:sz w:val="20"/>
           <w:szCs w:val="20"/>
         </w:rPr>
-        <w:t>Name&gt;&gt; &lt;&lt;</w:t>
-      </w:r>
+        <w:t>Name</w:t>
+      </w:r>
+      <w:proofErr w:type="spellEnd"/>
+      <w:r>
+        <w:rPr>
+          <w:rFonts w:ascii="Times New Roman" w:hAnsi="Times New Roman"/>
+          <w:b/>
+          <w:bCs/>
+          <w:sz w:val="20"/>
+          <w:szCs w:val="20"/>
+        </w:rPr>
+        <w:t>&gt;&gt; &lt;&lt;</w:t>
+      </w:r>
+      <w:proofErr w:type="spellStart"/>
       <w:r>
         <w:rPr>
           <w:rFonts w:ascii="Times New Roman" w:hAnsi="Times New Roman"/>
@@ -122,7 +141,18 @@
           <w:sz w:val="20"/>
           <w:szCs w:val="20"/>
         </w:rPr>
-        <w:t xml:space="preserve">Phone&gt;&gt; </w:t>
+        <w:t>Phone</w:t>
+      </w:r>
+      <w:proofErr w:type="spellEnd"/>
+      <w:r>
+        <w:rPr>
+          <w:rFonts w:ascii="Times New Roman" w:hAnsi="Times New Roman"/>
+          <w:b/>
+          <w:bCs/>
+          <w:sz w:val="20"/>
+          <w:szCs w:val="20"/>
+        </w:rPr>
+        <w:t xml:space="preserve">&gt;&gt; </w:t>
       </w:r>
     </w:p>
     <w:p>
@@ -144,7 +174,29 @@
           <w:sz w:val="20"/>
           <w:szCs w:val="20"/>
         </w:rPr>
-        <w:t>&lt;&lt;WAEmail&gt;&gt;</w:t>
+        <w:t>&lt;&lt;</w:t>
+      </w:r>
+      <w:proofErr w:type="spellStart"/>
+      <w:r>
+        <w:rPr>
+          <w:rFonts w:ascii="Times New Roman" w:hAnsi="Times New Roman"/>
+          <w:b/>
+          <w:bCs/>
+          <w:sz w:val="20"/>
+          <w:szCs w:val="20"/>
+        </w:rPr>
+        <w:t>WAEmail</w:t>
+      </w:r>
+      <w:proofErr w:type="spellEnd"/>
+      <w:r>
+        <w:rPr>
+          <w:rFonts w:ascii="Times New Roman" w:hAnsi="Times New Roman"/>
+          <w:b/>
+          <w:bCs/>
+          <w:sz w:val="20"/>
+          <w:szCs w:val="20"/>
+        </w:rPr>
+        <w:t>&gt;&gt;</w:t>
       </w:r>
       <w:r>
         <w:rPr>
@@ -157,35 +209,37 @@
         <w:tab/>
         <w:t>&lt;&lt;</w:t>
       </w:r>
-      <w:r>
-        <w:rPr>
-          <w:rFonts w:ascii="Times New Roman" w:hAnsi="Times New Roman"/>
-          <w:b/>
-          <w:bCs/>
-          <w:sz w:val="20"/>
-          <w:szCs w:val="20"/>
-        </w:rPr>
-        <w:t>user</w:t>
-      </w:r>
-      <w:r>
-        <w:rPr>
-          <w:rFonts w:ascii="Times New Roman" w:hAnsi="Times New Roman"/>
-          <w:b/>
-          <w:bCs/>
-          <w:sz w:val="20"/>
-          <w:szCs w:val="20"/>
-        </w:rPr>
-        <w:t>Slw</w:t>
-      </w:r>
-      <w:r>
-        <w:rPr>
-          <w:rFonts w:ascii="Times New Roman" w:hAnsi="Times New Roman"/>
-          <w:b/>
-          <w:bCs/>
-          <w:sz w:val="20"/>
-          <w:szCs w:val="20"/>
-        </w:rPr>
-        <w:t>Email&gt;&gt;</w:t>
+      <w:proofErr w:type="spellStart"/>
+      <w:r>
+        <w:rPr>
+          <w:rFonts w:ascii="Times New Roman" w:hAnsi="Times New Roman"/>
+          <w:b/>
+          <w:bCs/>
+          <w:sz w:val="20"/>
+          <w:szCs w:val="20"/>
+        </w:rPr>
+        <w:t>userSlw</w:t>
+      </w:r>
+      <w:r>
+        <w:rPr>
+          <w:rFonts w:ascii="Times New Roman" w:hAnsi="Times New Roman"/>
+          <w:b/>
+          <w:bCs/>
+          <w:sz w:val="20"/>
+          <w:szCs w:val="20"/>
+        </w:rPr>
+        <w:t>Email</w:t>
+      </w:r>
+      <w:proofErr w:type="spellEnd"/>
+      <w:r>
+        <w:rPr>
+          <w:rFonts w:ascii="Times New Roman" w:hAnsi="Times New Roman"/>
+          <w:b/>
+          <w:bCs/>
+          <w:sz w:val="20"/>
+          <w:szCs w:val="20"/>
+        </w:rPr>
+        <w:t>&gt;&gt;</w:t>
       </w:r>
     </w:p>
     <w:p>
@@ -223,213 +277,277 @@
           <w:sz w:val="23"/>
           <w:szCs w:val="23"/>
         </w:rPr>
-        <w:t>&lt;&lt;currentDate&gt;&gt;</w:t>
-      </w:r>
-      <w:r>
-        <w:rPr>
-          <w:rFonts w:ascii="Times New Roman" w:hAnsi="Times New Roman"/>
-        </w:rPr>
-        <w:t xml:space="preserve"> </w:t>
-      </w:r>
-    </w:p>
-    <w:p>
-      <w:pPr>
-        <w:tabs>
-          <w:tab w:val="left" w:pos="-1440"/>
-        </w:tabs>
-        <w:rPr>
-          <w:rFonts w:ascii="Times New Roman" w:hAnsi="Times New Roman"/>
-        </w:rPr>
-      </w:pPr>
-    </w:p>
-    <w:p>
-      <w:pPr>
-        <w:tabs>
-          <w:tab w:val="left" w:pos="-1440"/>
-        </w:tabs>
-        <w:rPr>
-          <w:rFonts w:ascii="Times New Roman" w:hAnsi="Times New Roman"/>
-        </w:rPr>
-      </w:pPr>
-      <w:r>
-        <w:rPr>
-          <w:rFonts w:ascii="Times New Roman" w:hAnsi="Times New Roman"/>
-        </w:rPr>
-        <w:t>&lt;&lt;recipient&gt;&gt;</w:t>
-      </w:r>
-    </w:p>
-    <w:p>
-      <w:pPr>
-        <w:tabs>
-          <w:tab w:val="left" w:pos="-1440"/>
-        </w:tabs>
-        <w:rPr>
-          <w:rFonts w:ascii="Times New Roman" w:hAnsi="Times New Roman"/>
-        </w:rPr>
-      </w:pPr>
-      <w:r>
-        <w:rPr>
-          <w:rFonts w:ascii="Times New Roman" w:hAnsi="Times New Roman"/>
-        </w:rPr>
         <w:t>&lt;&lt;</w:t>
       </w:r>
-      <w:r>
-        <w:rPr>
-          <w:rFonts w:ascii="Times New Roman" w:hAnsi="Times New Roman"/>
-        </w:rPr>
-        <w:t>recipientTitle</w:t>
-      </w:r>
-      <w:r>
-        <w:rPr>
-          <w:rFonts w:ascii="Times New Roman" w:hAnsi="Times New Roman"/>
-        </w:rPr>
-        <w:t>&gt;&gt;</w:t>
-      </w:r>
-    </w:p>
-    <w:p>
-      <w:pPr>
-        <w:tabs>
-          <w:tab w:val="left" w:pos="-1440"/>
-        </w:tabs>
-        <w:rPr>
-          <w:rFonts w:ascii="Times New Roman" w:hAnsi="Times New Roman"/>
-        </w:rPr>
-      </w:pPr>
-      <w:r>
-        <w:rPr>
-          <w:rFonts w:ascii="Times New Roman" w:hAnsi="Times New Roman"/>
-        </w:rPr>
-        <w:t>&lt;&lt;orgName&gt;&gt;</w:t>
-      </w:r>
-    </w:p>
-    <w:p>
-      <w:pPr>
-        <w:tabs>
-          <w:tab w:val="right" w:pos="9360"/>
-        </w:tabs>
-        <w:rPr>
-          <w:rFonts w:ascii="Times New Roman" w:hAnsi="Times New Roman"/>
-        </w:rPr>
-      </w:pPr>
-      <w:r>
-        <w:rPr>
-          <w:rFonts w:ascii="Times New Roman" w:hAnsi="Times New Roman"/>
-        </w:rPr>
-        <w:t>&lt;&lt;workAddr&gt;&gt;</w:t>
-      </w:r>
-    </w:p>
-    <w:p>
-      <w:pPr>
-        <w:tabs>
-          <w:tab w:val="left" w:pos="-1440"/>
-        </w:tabs>
-        <w:rPr>
-          <w:rFonts w:ascii="Times New Roman" w:hAnsi="Times New Roman"/>
-        </w:rPr>
-      </w:pPr>
-      <w:r>
-        <w:rPr>
-          <w:rFonts w:ascii="Times New Roman" w:hAnsi="Times New Roman"/>
-        </w:rPr>
-        <w:t>&lt;&lt;CSZ&gt;&gt;</w:t>
-      </w:r>
-    </w:p>
-    <w:p>
-      <w:pPr>
-        <w:tabs>
-          <w:tab w:val="left" w:pos="-1440"/>
-        </w:tabs>
-        <w:rPr>
-          <w:rFonts w:ascii="Times New Roman" w:hAnsi="Times New Roman"/>
-        </w:rPr>
-      </w:pPr>
-    </w:p>
-    <w:p>
-      <w:pPr>
-        <w:tabs>
-          <w:tab w:val="left" w:pos="-1440"/>
-        </w:tabs>
-        <w:ind w:left="720" w:hanging="720"/>
-        <w:rPr>
-          <w:rFonts w:ascii="Times New Roman" w:hAnsi="Times New Roman"/>
-        </w:rPr>
-      </w:pPr>
-      <w:r>
-        <w:rPr>
-          <w:rFonts w:ascii="Times New Roman" w:hAnsi="Times New Roman"/>
-        </w:rPr>
-        <w:t>Re:</w:t>
-      </w:r>
-      <w:r>
-        <w:rPr>
-          <w:rFonts w:ascii="Times New Roman" w:hAnsi="Times New Roman"/>
-        </w:rPr>
-        <w:tab/>
-      </w:r>
-      <w:r>
-        <w:rPr>
-          <w:rFonts w:ascii="Times New Roman" w:hAnsi="Times New Roman"/>
-        </w:rPr>
-        <w:t xml:space="preserve">&lt;&lt;orgName&gt;&gt; </w:t>
-      </w:r>
-      <w:r>
-        <w:rPr>
-          <w:rFonts w:ascii="Times New Roman" w:hAnsi="Times New Roman"/>
-          <w:bCs/>
-          <w:noProof/>
-        </w:rPr>
-        <w:t>&lt;&lt;clientRefNo&gt;&gt;</w:t>
-      </w:r>
-      <w:r>
-        <w:rPr>
-          <w:rFonts w:ascii="Times New Roman" w:hAnsi="Times New Roman"/>
-          <w:b/>
-          <w:bCs/>
-          <w:noProof/>
-        </w:rPr>
-        <w:t xml:space="preserve"> -</w:t>
-      </w:r>
-      <w:r>
-        <w:rPr>
-          <w:rFonts w:ascii="Times New Roman" w:hAnsi="Times New Roman"/>
-          <w:noProof/>
-        </w:rPr>
-        <w:t xml:space="preserve"> SLW Ref. No. &lt;&lt;matterNo&gt;&gt;</w:t>
-      </w:r>
-    </w:p>
-    <w:p>
-      <w:pPr>
-        <w:tabs>
-          <w:tab w:val="left" w:pos="-1440"/>
-        </w:tabs>
-        <w:ind w:firstLine="720"/>
-        <w:rPr>
-          <w:rFonts w:ascii="Times New Roman" w:hAnsi="Times New Roman"/>
-          <w:noProof/>
-        </w:rPr>
-      </w:pPr>
+      <w:proofErr w:type="spellStart"/>
       <w:r>
         <w:rPr>
           <w:rFonts w:ascii="Times New Roman" w:hAnsi="Times New Roman"/>
           <w:sz w:val="23"/>
           <w:szCs w:val="23"/>
         </w:rPr>
-        <w:t>&lt;&lt;</w:t>
-      </w:r>
+        <w:t>currentDate</w:t>
+      </w:r>
+      <w:proofErr w:type="spellEnd"/>
       <w:r>
         <w:rPr>
           <w:rFonts w:ascii="Times New Roman" w:hAnsi="Times New Roman"/>
           <w:sz w:val="23"/>
           <w:szCs w:val="23"/>
         </w:rPr>
-        <w:t>matterCountryName</w:t>
-      </w:r>
+        <w:t>&gt;&gt;</w:t>
+      </w:r>
+      <w:r>
+        <w:rPr>
+          <w:rFonts w:ascii="Times New Roman" w:hAnsi="Times New Roman"/>
+        </w:rPr>
+        <w:t xml:space="preserve"> </w:t>
+      </w:r>
+    </w:p>
+    <w:p>
+      <w:pPr>
+        <w:tabs>
+          <w:tab w:val="left" w:pos="-1440"/>
+        </w:tabs>
+        <w:rPr>
+          <w:rFonts w:ascii="Times New Roman" w:hAnsi="Times New Roman"/>
+        </w:rPr>
+      </w:pPr>
+    </w:p>
+    <w:p>
+      <w:pPr>
+        <w:tabs>
+          <w:tab w:val="left" w:pos="-1440"/>
+        </w:tabs>
+        <w:rPr>
+          <w:rFonts w:ascii="Times New Roman" w:hAnsi="Times New Roman"/>
+        </w:rPr>
+      </w:pPr>
+      <w:r>
+        <w:rPr>
+          <w:rFonts w:ascii="Times New Roman" w:hAnsi="Times New Roman"/>
+        </w:rPr>
+        <w:t>&lt;&lt;recipient&gt;&gt;</w:t>
+      </w:r>
+    </w:p>
+    <w:p>
+      <w:pPr>
+        <w:tabs>
+          <w:tab w:val="left" w:pos="-1440"/>
+        </w:tabs>
+        <w:rPr>
+          <w:rFonts w:ascii="Times New Roman" w:hAnsi="Times New Roman"/>
+        </w:rPr>
+      </w:pPr>
+      <w:r>
+        <w:rPr>
+          <w:rFonts w:ascii="Times New Roman" w:hAnsi="Times New Roman"/>
+        </w:rPr>
+        <w:t>&lt;&lt;</w:t>
+      </w:r>
+      <w:proofErr w:type="spellStart"/>
+      <w:r>
+        <w:rPr>
+          <w:rFonts w:ascii="Times New Roman" w:hAnsi="Times New Roman"/>
+        </w:rPr>
+        <w:t>recipientTitle</w:t>
+      </w:r>
+      <w:proofErr w:type="spellEnd"/>
+      <w:r>
+        <w:rPr>
+          <w:rFonts w:ascii="Times New Roman" w:hAnsi="Times New Roman"/>
+        </w:rPr>
+        <w:t>&gt;&gt;</w:t>
+      </w:r>
+    </w:p>
+    <w:p>
+      <w:pPr>
+        <w:tabs>
+          <w:tab w:val="left" w:pos="-1440"/>
+        </w:tabs>
+        <w:rPr>
+          <w:rFonts w:ascii="Times New Roman" w:hAnsi="Times New Roman"/>
+        </w:rPr>
+      </w:pPr>
+      <w:r>
+        <w:rPr>
+          <w:rFonts w:ascii="Times New Roman" w:hAnsi="Times New Roman"/>
+        </w:rPr>
+        <w:t>&lt;&lt;</w:t>
+      </w:r>
+      <w:proofErr w:type="spellStart"/>
+      <w:r>
+        <w:rPr>
+          <w:rFonts w:ascii="Times New Roman" w:hAnsi="Times New Roman"/>
+        </w:rPr>
+        <w:t>orgName</w:t>
+      </w:r>
+      <w:proofErr w:type="spellEnd"/>
+      <w:r>
+        <w:rPr>
+          <w:rFonts w:ascii="Times New Roman" w:hAnsi="Times New Roman"/>
+        </w:rPr>
+        <w:t>&gt;&gt;</w:t>
+      </w:r>
+    </w:p>
+    <w:p>
+      <w:pPr>
+        <w:tabs>
+          <w:tab w:val="right" w:pos="9360"/>
+        </w:tabs>
+        <w:rPr>
+          <w:rFonts w:ascii="Times New Roman" w:hAnsi="Times New Roman"/>
+        </w:rPr>
+      </w:pPr>
+      <w:r>
+        <w:rPr>
+          <w:rFonts w:ascii="Times New Roman" w:hAnsi="Times New Roman"/>
+        </w:rPr>
+        <w:t>&lt;&lt;</w:t>
+      </w:r>
+      <w:proofErr w:type="spellStart"/>
+      <w:r>
+        <w:rPr>
+          <w:rFonts w:ascii="Times New Roman" w:hAnsi="Times New Roman"/>
+        </w:rPr>
+        <w:t>workAddr</w:t>
+      </w:r>
+      <w:proofErr w:type="spellEnd"/>
+      <w:r>
+        <w:rPr>
+          <w:rFonts w:ascii="Times New Roman" w:hAnsi="Times New Roman"/>
+        </w:rPr>
+        <w:t>&gt;&gt;</w:t>
+      </w:r>
+    </w:p>
+    <w:p>
+      <w:pPr>
+        <w:tabs>
+          <w:tab w:val="left" w:pos="-1440"/>
+        </w:tabs>
+        <w:rPr>
+          <w:rFonts w:ascii="Times New Roman" w:hAnsi="Times New Roman"/>
+        </w:rPr>
+      </w:pPr>
+      <w:r>
+        <w:rPr>
+          <w:rFonts w:ascii="Times New Roman" w:hAnsi="Times New Roman"/>
+        </w:rPr>
+        <w:t>&lt;&lt;CSZ&gt;&gt;</w:t>
+      </w:r>
+    </w:p>
+    <w:p>
+      <w:pPr>
+        <w:tabs>
+          <w:tab w:val="left" w:pos="-1440"/>
+        </w:tabs>
+        <w:rPr>
+          <w:rFonts w:ascii="Times New Roman" w:hAnsi="Times New Roman"/>
+        </w:rPr>
+      </w:pPr>
+    </w:p>
+    <w:p>
+      <w:pPr>
+        <w:tabs>
+          <w:tab w:val="left" w:pos="-1440"/>
+        </w:tabs>
+        <w:ind w:left="720" w:hanging="720"/>
+        <w:rPr>
+          <w:rFonts w:ascii="Times New Roman" w:hAnsi="Times New Roman"/>
+        </w:rPr>
+      </w:pPr>
+      <w:r>
+        <w:rPr>
+          <w:rFonts w:ascii="Times New Roman" w:hAnsi="Times New Roman"/>
+        </w:rPr>
+        <w:t>Re:</w:t>
+      </w:r>
+      <w:r>
+        <w:rPr>
+          <w:rFonts w:ascii="Times New Roman" w:hAnsi="Times New Roman"/>
+        </w:rPr>
+        <w:tab/>
+      </w:r>
+      <w:r>
+        <w:rPr>
+          <w:rFonts w:ascii="Times New Roman" w:hAnsi="Times New Roman"/>
+        </w:rPr>
+        <w:t>&lt;&lt;</w:t>
+      </w:r>
+      <w:proofErr w:type="spellStart"/>
+      <w:r>
+        <w:rPr>
+          <w:rFonts w:ascii="Times New Roman" w:hAnsi="Times New Roman"/>
+        </w:rPr>
+        <w:t>orgName</w:t>
+      </w:r>
+      <w:proofErr w:type="spellEnd"/>
+      <w:r>
+        <w:rPr>
+          <w:rFonts w:ascii="Times New Roman" w:hAnsi="Times New Roman"/>
+        </w:rPr>
+        <w:t xml:space="preserve">&gt;&gt; </w:t>
+      </w:r>
+      <w:r>
+        <w:rPr>
+          <w:rFonts w:ascii="Times New Roman" w:hAnsi="Times New Roman"/>
+          <w:bCs/>
+          <w:noProof/>
+        </w:rPr>
+        <w:t>&lt;&lt;clientRefNo&gt;&gt;</w:t>
+      </w:r>
+      <w:r>
+        <w:rPr>
+          <w:rFonts w:ascii="Times New Roman" w:hAnsi="Times New Roman"/>
+          <w:b/>
+          <w:bCs/>
+          <w:noProof/>
+        </w:rPr>
+        <w:t xml:space="preserve"> -</w:t>
+      </w:r>
+      <w:r>
+        <w:rPr>
+          <w:rFonts w:ascii="Times New Roman" w:hAnsi="Times New Roman"/>
+          <w:noProof/>
+        </w:rPr>
+        <w:t xml:space="preserve"> SLW Ref. No. &lt;&lt;matterNo&gt;&gt;</w:t>
+      </w:r>
+    </w:p>
+    <w:p>
+      <w:pPr>
+        <w:tabs>
+          <w:tab w:val="left" w:pos="-1440"/>
+        </w:tabs>
+        <w:ind w:firstLine="720"/>
+        <w:rPr>
+          <w:rFonts w:ascii="Times New Roman" w:hAnsi="Times New Roman"/>
+          <w:noProof/>
+        </w:rPr>
+      </w:pPr>
       <w:r>
         <w:rPr>
           <w:rFonts w:ascii="Times New Roman" w:hAnsi="Times New Roman"/>
           <w:sz w:val="23"/>
           <w:szCs w:val="23"/>
         </w:rPr>
+        <w:t>&lt;&lt;</w:t>
+      </w:r>
+      <w:proofErr w:type="spellStart"/>
+      <w:r>
+        <w:rPr>
+          <w:rFonts w:ascii="Times New Roman" w:hAnsi="Times New Roman"/>
+          <w:sz w:val="23"/>
+          <w:szCs w:val="23"/>
+        </w:rPr>
+        <w:t>matterCountryName</w:t>
+      </w:r>
+      <w:proofErr w:type="spellEnd"/>
+      <w:r>
+        <w:rPr>
+          <w:rFonts w:ascii="Times New Roman" w:hAnsi="Times New Roman"/>
+          <w:sz w:val="23"/>
+          <w:szCs w:val="23"/>
+        </w:rPr>
         <w:t>&gt;&gt;</w:t>
       </w:r>
       <w:r>
@@ -521,6 +639,27 @@
         <w:tabs>
           <w:tab w:val="left" w:pos="-1440"/>
         </w:tabs>
+        <w:jc w:val="center"/>
+        <w:rPr>
+          <w:rFonts w:ascii="Times New Roman" w:hAnsi="Times New Roman"/>
+          <w:b/>
+          <w:bCs/>
+        </w:rPr>
+      </w:pPr>
+      <w:r>
+        <w:rPr>
+          <w:rFonts w:ascii="Times New Roman" w:hAnsi="Times New Roman"/>
+          <w:b/>
+          <w:bCs/>
+        </w:rPr>
+        <w:t>LETTER TEXT</w:t>
+      </w:r>
+    </w:p>
+    <w:p>
+      <w:pPr>
+        <w:tabs>
+          <w:tab w:val="left" w:pos="-1440"/>
+        </w:tabs>
         <w:jc w:val="both"/>
         <w:rPr>
           <w:rFonts w:ascii="Times New Roman" w:hAnsi="Times New Roman"/>
@@ -532,30 +671,10 @@
         <w:tabs>
           <w:tab w:val="left" w:pos="-1440"/>
         </w:tabs>
-        <w:jc w:val="center"/>
-        <w:rPr>
-          <w:rFonts w:ascii="Times New Roman" w:hAnsi="Times New Roman"/>
-          <w:b/>
-          <w:bCs/>
-        </w:rPr>
-      </w:pPr>
-      <w:r>
-        <w:rPr>
-          <w:rFonts w:ascii="Times New Roman" w:hAnsi="Times New Roman"/>
-          <w:b/>
-          <w:bCs/>
-        </w:rPr>
-        <w:t>LETTER TEXT</w:t>
-      </w:r>
-    </w:p>
-    <w:p>
-      <w:pPr>
-        <w:tabs>
-          <w:tab w:val="left" w:pos="-1440"/>
-        </w:tabs>
         <w:jc w:val="both"/>
         <w:rPr>
           <w:rFonts w:ascii="Times New Roman" w:hAnsi="Times New Roman"/>
+          <w:noProof/>
         </w:rPr>
       </w:pPr>
     </w:p>
@@ -582,18 +701,44 @@
           <w:noProof/>
         </w:rPr>
       </w:pPr>
-      <w:r>
+    </w:p>
+    <w:p>
+      <w:pPr>
+        <w:tabs>
+          <w:tab w:val="left" w:pos="-1440"/>
+        </w:tabs>
+        <w:jc w:val="both"/>
         <w:rPr>
           <w:rFonts w:ascii="Times New Roman" w:hAnsi="Times New Roman"/>
           <w:noProof/>
         </w:rPr>
+      </w:pPr>
+      <w:r>
+        <w:rPr>
+          <w:rFonts w:ascii="Times New Roman" w:hAnsi="Times New Roman"/>
+          <w:noProof/>
+        </w:rPr>
         <w:t xml:space="preserve">If you have any questions or comments, please contact </w:t>
       </w:r>
       <w:r>
         <w:rPr>
           <w:rFonts w:ascii="Times New Roman" w:hAnsi="Times New Roman"/>
         </w:rPr>
-        <w:t>&lt;&lt;WAName&gt;&gt;</w:t>
+        <w:t>&lt;&lt;</w:t>
+      </w:r>
+      <w:proofErr w:type="spellStart"/>
+      <w:r>
+        <w:rPr>
+          <w:rFonts w:ascii="Times New Roman" w:hAnsi="Times New Roman"/>
+        </w:rPr>
+        <w:t>WAName</w:t>
+      </w:r>
+      <w:proofErr w:type="spellEnd"/>
+      <w:r>
+        <w:rPr>
+          <w:rFonts w:ascii="Times New Roman" w:hAnsi="Times New Roman"/>
+        </w:rPr>
+        <w:t>&gt;&gt;</w:t>
       </w:r>
       <w:r>
         <w:rPr>
@@ -630,148 +775,94 @@
     </w:p>
     <w:p>
       <w:pPr>
-        <w:widowControl/>
-        <w:autoSpaceDE/>
-        <w:autoSpaceDN/>
-        <w:adjustRightInd/>
+        <w:tabs>
+          <w:tab w:val="left" w:pos="-1440"/>
+        </w:tabs>
         <w:jc w:val="both"/>
         <w:rPr>
-          <w:rFonts w:ascii="Arial" w:hAnsi="Arial" w:cs="Arial"/>
-          <w:sz w:val="20"/>
-          <w:szCs w:val="20"/>
-        </w:rPr>
-      </w:pPr>
-      <w:r>
-        <w:rPr>
-          <w:rFonts w:ascii="Times New Roman" w:hAnsi="Times New Roman"/>
-        </w:rPr>
-        <w:t>&lt;&lt;QAName&gt;&gt;</w:t>
-      </w:r>
-      <w:r>
-        <w:rPr>
-          <w:rFonts w:ascii="Times New Roman" w:hAnsi="Times New Roman"/>
-        </w:rPr>
-        <w:t xml:space="preserve"> is designated as the Schwegman Quality Assurance Officer for this matter.  If you have any questions regarding this matter or the service you have been provided please feel free to contact </w:t>
-      </w:r>
-      <w:r>
-        <w:rPr>
-          <w:rFonts w:ascii="Times New Roman" w:hAnsi="Times New Roman"/>
-        </w:rPr>
-        <w:t>&lt;&lt;QAName&gt;&gt;</w:t>
-      </w:r>
-      <w:r>
-        <w:rPr>
-          <w:rFonts w:ascii="Times New Roman" w:hAnsi="Times New Roman"/>
-        </w:rPr>
-        <w:t xml:space="preserve"> at </w:t>
-      </w:r>
-      <w:r>
-        <w:rPr>
-          <w:rFonts w:ascii="Times New Roman" w:hAnsi="Times New Roman"/>
-        </w:rPr>
-        <w:t>&lt;&lt;QAPhone</w:t>
-      </w:r>
+          <w:rFonts w:ascii="Times New Roman" w:hAnsi="Times New Roman"/>
+        </w:rPr>
+      </w:pPr>
+    </w:p>
+    <w:p>
+      <w:pPr>
+        <w:tabs>
+          <w:tab w:val="left" w:pos="-1440"/>
+        </w:tabs>
+        <w:jc w:val="both"/>
+        <w:rPr>
+          <w:rFonts w:ascii="Times New Roman" w:hAnsi="Times New Roman"/>
+        </w:rPr>
+      </w:pPr>
+      <w:r>
+        <w:rPr>
+          <w:rFonts w:ascii="Times New Roman" w:hAnsi="Times New Roman"/>
+        </w:rPr>
+        <w:t>Very truly yours,</w:t>
+      </w:r>
+    </w:p>
+    <w:p>
+      <w:pPr>
+        <w:tabs>
+          <w:tab w:val="left" w:pos="-1440"/>
+        </w:tabs>
+        <w:jc w:val="both"/>
+        <w:rPr>
+          <w:rFonts w:ascii="Times New Roman" w:hAnsi="Times New Roman"/>
+        </w:rPr>
+      </w:pPr>
+    </w:p>
+    <w:p>
+      <w:pPr>
+        <w:tabs>
+          <w:tab w:val="left" w:pos="-1440"/>
+        </w:tabs>
+        <w:jc w:val="both"/>
+        <w:rPr>
+          <w:rFonts w:ascii="Times New Roman" w:hAnsi="Times New Roman"/>
+        </w:rPr>
+      </w:pPr>
+    </w:p>
+    <w:p>
+      <w:pPr>
+        <w:tabs>
+          <w:tab w:val="left" w:pos="-1440"/>
+        </w:tabs>
+        <w:jc w:val="both"/>
+        <w:rPr>
+          <w:rFonts w:ascii="Times New Roman" w:hAnsi="Times New Roman"/>
+        </w:rPr>
+      </w:pPr>
+    </w:p>
+    <w:p>
+      <w:pPr>
+        <w:tabs>
+          <w:tab w:val="left" w:pos="-1440"/>
+        </w:tabs>
+        <w:jc w:val="both"/>
+        <w:rPr>
+          <w:rFonts w:ascii="Times New Roman" w:hAnsi="Times New Roman"/>
+        </w:rPr>
+      </w:pPr>
+      <w:r>
+        <w:rPr>
+          <w:rFonts w:ascii="Times New Roman" w:hAnsi="Times New Roman"/>
+        </w:rPr>
+        <w:t>&lt;&lt;</w:t>
+      </w:r>
+      <w:proofErr w:type="spellStart"/>
+      <w:r>
+        <w:rPr>
+          <w:rFonts w:ascii="Times New Roman" w:hAnsi="Times New Roman"/>
+        </w:rPr>
+        <w:t>userName</w:t>
+      </w:r>
+      <w:proofErr w:type="spellEnd"/>
       <w:r>
         <w:rPr>
           <w:rFonts w:ascii="Times New Roman" w:hAnsi="Times New Roman"/>
         </w:rPr>
         <w:t>&gt;&gt;</w:t>
-      </w:r>
-      <w:r>
-        <w:rPr>
-          <w:rFonts w:ascii="Times New Roman" w:hAnsi="Times New Roman"/>
-        </w:rPr>
-        <w:t>.</w:t>
-      </w:r>
-    </w:p>
-    <w:p>
-      <w:pPr>
-        <w:tabs>
-          <w:tab w:val="left" w:pos="-1440"/>
-        </w:tabs>
-        <w:jc w:val="both"/>
-        <w:rPr>
-          <w:rFonts w:ascii="Times New Roman" w:hAnsi="Times New Roman"/>
-        </w:rPr>
-      </w:pPr>
-    </w:p>
-    <w:p>
-      <w:pPr>
-        <w:tabs>
-          <w:tab w:val="left" w:pos="-1440"/>
-        </w:tabs>
-        <w:jc w:val="both"/>
-        <w:rPr>
-          <w:rFonts w:ascii="Times New Roman" w:hAnsi="Times New Roman"/>
-        </w:rPr>
-      </w:pPr>
-      <w:r>
-        <w:rPr>
-          <w:rFonts w:ascii="Times New Roman" w:hAnsi="Times New Roman"/>
-        </w:rPr>
-        <w:t>Very truly yours,</w:t>
-      </w:r>
-    </w:p>
-    <w:p>
-      <w:pPr>
-        <w:tabs>
-          <w:tab w:val="left" w:pos="-1440"/>
-        </w:tabs>
-        <w:jc w:val="both"/>
-        <w:rPr>
-          <w:rFonts w:ascii="Times New Roman" w:hAnsi="Times New Roman"/>
-        </w:rPr>
-      </w:pPr>
-    </w:p>
-    <w:p>
-      <w:pPr>
-        <w:tabs>
-          <w:tab w:val="left" w:pos="-1440"/>
-        </w:tabs>
-        <w:jc w:val="both"/>
-        <w:rPr>
-          <w:rFonts w:ascii="Times New Roman" w:hAnsi="Times New Roman"/>
-        </w:rPr>
-      </w:pPr>
-    </w:p>
-    <w:p>
-      <w:pPr>
-        <w:tabs>
-          <w:tab w:val="left" w:pos="-1440"/>
-        </w:tabs>
-        <w:jc w:val="both"/>
-        <w:rPr>
-          <w:rFonts w:ascii="Times New Roman" w:hAnsi="Times New Roman"/>
-        </w:rPr>
-      </w:pPr>
-    </w:p>
-    <w:p>
-      <w:pPr>
-        <w:tabs>
-          <w:tab w:val="left" w:pos="-1440"/>
-        </w:tabs>
-        <w:jc w:val="both"/>
-        <w:rPr>
-          <w:rFonts w:ascii="Times New Roman" w:hAnsi="Times New Roman"/>
-        </w:rPr>
-      </w:pPr>
-      <w:r>
-        <w:rPr>
-          <w:rFonts w:ascii="Times New Roman" w:hAnsi="Times New Roman"/>
-        </w:rPr>
-        <w:t>&lt;&lt;</w:t>
-      </w:r>
-      <w:r>
-        <w:rPr>
-          <w:rFonts w:ascii="Times New Roman" w:hAnsi="Times New Roman"/>
-        </w:rPr>
-        <w:t>user</w:t>
-      </w:r>
-      <w:r>
-        <w:rPr>
-          <w:rFonts w:ascii="Times New Roman" w:hAnsi="Times New Roman"/>
-        </w:rPr>
-        <w:t>Name&gt;&gt;</w:t>
       </w:r>
     </w:p>
     <w:p>
@@ -820,13 +911,13 @@
         <w:tblLook w:val="01E0" w:firstRow="1" w:lastRow="1" w:firstColumn="1" w:lastColumn="1" w:noHBand="0" w:noVBand="0"/>
       </w:tblPr>
       <w:tblGrid>
-        <w:gridCol w:w="918"/>
-        <w:gridCol w:w="7920"/>
+        <w:gridCol w:w="1170"/>
+        <w:gridCol w:w="7668"/>
       </w:tblGrid>
       <w:tr>
         <w:tc>
           <w:tcPr>
-            <w:tcW w:w="918" w:type="dxa"/>
+            <w:tcW w:w="1170" w:type="dxa"/>
           </w:tcPr>
           <w:p>
             <w:pPr>
@@ -849,13 +940,31 @@
                 <w:sz w:val="20"/>
                 <w:szCs w:val="20"/>
               </w:rPr>
-              <w:t>&lt;&lt;ccTag&gt;&gt;</w:t>
+              <w:t>&lt;&lt;</w:t>
+            </w:r>
+            <w:proofErr w:type="spellStart"/>
+            <w:r>
+              <w:rPr>
+                <w:rFonts w:ascii="Times New Roman" w:hAnsi="Times New Roman"/>
+                <w:sz w:val="20"/>
+                <w:szCs w:val="20"/>
+              </w:rPr>
+              <w:t>ccTag</w:t>
+            </w:r>
+            <w:proofErr w:type="spellEnd"/>
+            <w:r>
+              <w:rPr>
+                <w:rFonts w:ascii="Times New Roman" w:hAnsi="Times New Roman"/>
+                <w:sz w:val="20"/>
+                <w:szCs w:val="20"/>
+              </w:rPr>
+              <w:t>&gt;&gt;</w:t>
             </w:r>
           </w:p>
         </w:tc>
         <w:tc>
           <w:tcPr>
-            <w:tcW w:w="7920" w:type="dxa"/>
+            <w:tcW w:w="7668" w:type="dxa"/>
           </w:tcPr>
           <w:p>
             <w:pPr>
@@ -878,7 +987,25 @@
                 <w:sz w:val="20"/>
                 <w:szCs w:val="20"/>
               </w:rPr>
-              <w:t>&lt;&lt;ccName&gt;&gt;</w:t>
+              <w:t>&lt;&lt;</w:t>
+            </w:r>
+            <w:proofErr w:type="spellStart"/>
+            <w:r>
+              <w:rPr>
+                <w:rFonts w:ascii="Times New Roman" w:hAnsi="Times New Roman"/>
+                <w:sz w:val="20"/>
+                <w:szCs w:val="20"/>
+              </w:rPr>
+              <w:t>ccName</w:t>
+            </w:r>
+            <w:proofErr w:type="spellEnd"/>
+            <w:r>
+              <w:rPr>
+                <w:rFonts w:ascii="Times New Roman" w:hAnsi="Times New Roman"/>
+                <w:sz w:val="20"/>
+                <w:szCs w:val="20"/>
+              </w:rPr>
+              <w:t>&gt;&gt;</w:t>
             </w:r>
           </w:p>
         </w:tc>
@@ -886,33 +1013,34 @@
     </w:tbl>
     <w:p>
       <w:pPr>
-        <w:tabs>
-          <w:tab w:val="left" w:pos="-1440"/>
-        </w:tabs>
         <w:jc w:val="both"/>
         <w:rPr>
-          <w:rFonts w:ascii="Times New Roman" w:hAnsi="Times New Roman"/>
+          <w:rFonts w:ascii="Cambria" w:hAnsi="Cambria" w:cs="Cambria"/>
         </w:rPr>
       </w:pPr>
     </w:p>
     <w:sectPr>
+      <w:footerReference w:type="default" r:id="rId6"/>
+      <w:headerReference w:type="first" r:id="rId7"/>
       <w:footerReference w:type="first" r:id="rId8"/>
-      <w:type w:val="continuous"/>
-      <w:pgSz w:w="12240" w:h="15840" w:code="1"/>
-      <w:pgMar w:top="1440" w:right="1440" w:bottom="1440" w:left="1440" w:header="1440" w:footer="1440" w:gutter="0"/>
+      <w:pgSz w:w="12240" w:h="15840"/>
+      <w:pgMar w:top="2707" w:right="1440" w:bottom="2707" w:left="1440" w:header="648" w:footer="648" w:gutter="0"/>
+      <w:pgNumType w:start="1"/>
       <w:cols w:space="720"/>
-      <w:noEndnote/>
       <w:titlePg/>
-      <w:docGrid w:linePitch="326"/>
+      <w:docGrid w:linePitch="299"/>
     </w:sectPr>
   </w:body>
 </w:document>
 </file>
 
 <file path=word/endnotes.xml><?xml version="1.0" encoding="utf-8"?>
-<w:endnotes xmlns:wpc="http://schemas.microsoft.com/office/word/2010/wordprocessingCanvas" xmlns:cx="http://schemas.microsoft.com/office/drawing/2014/chartex" xmlns:cx1="http://schemas.microsoft.com/office/drawing/2015/9/8/chartex" xmlns:cx2="http://schemas.microsoft.com/office/drawing/2015/10/21/chartex" xmlns:cx3="http://schemas.microsoft.com/office/drawing/2016/5/9/chartex" xmlns:cx4="http://schemas.microsoft.com/office/drawing/2016/5/10/chartex" xmlns:cx5="http://schemas.microsoft.com/office/drawing/2016/5/11/chartex" xmlns:cx6="http://schemas.microsoft.com/office/drawing/2016/5/12/chartex" xmlns:cx7="http://schemas.microsoft.com/office/drawing/2016/5/13/chartex" xmlns:cx8="http://schemas.microsoft.com/office/drawing/2016/5/14/chartex" xmlns:mc="http://schemas.openxmlformats.org/markup-compatibility/2006" xmlns:aink="http://schemas.microsoft.com/office/drawing/2016/ink" xmlns:am3d="http://schemas.microsoft.com/office/drawing/2017/model3d" xmlns:o="urn:schemas-microsoft-com:office:office" xmlns:oel="http://schemas.microsoft.com/office/2019/extlst" xmlns:r="http://schemas.openxmlformats.org/officeDocument/2006/relationships" xmlns:m="http://schemas.openxmlformats.org/officeDocument/2006/math" xmlns:v="urn:schemas-microsoft-com:vml" xmlns:wp14="http://schemas.microsoft.com/office/word/2010/wordprocessingDrawing" xmlns:wp="http://schemas.openxmlformats.org/drawingml/2006/wordprocessingDrawing" xmlns:w10="urn:schemas-microsoft-com:office:word" xmlns:w="http://schemas.openxmlformats.org/wordprocessingml/2006/main" xmlns:w14="http://schemas.microsoft.com/office/word/2010/wordml" xmlns:w15="http://schemas.microsoft.com/office/word/2012/wordml" xmlns:w16cex="http://schemas.microsoft.com/office/word/2018/wordml/cex" xmlns:w16cid="http://schemas.microsoft.com/office/word/2016/wordml/cid" xmlns:w16="http://schemas.microsoft.com/office/word/2018/wordml" xmlns:w16sdtdh="http://schemas.microsoft.com/office/word/2020/wordml/sdtdatahash" xmlns:w16se="http://schemas.microsoft.com/office/word/2015/wordml/symex" xmlns:wpg="http://schemas.microsoft.com/office/word/2010/wordprocessingGroup" xmlns:wpi="http://schemas.microsoft.com/office/word/2010/wordprocessingInk" xmlns:wne="http://schemas.microsoft.com/office/word/2006/wordml" xmlns:wps="http://schemas.microsoft.com/office/word/2010/wordprocessingShape" mc:Ignorable="w14 w15 w16se w16cid w16 w16cex w16sdtdh wp14">
+<w:endnotes xmlns:wpc="http://schemas.microsoft.com/office/word/2010/wordprocessingCanvas" xmlns:cx="http://schemas.microsoft.com/office/drawing/2014/chartex" xmlns:cx1="http://schemas.microsoft.com/office/drawing/2015/9/8/chartex" xmlns:cx2="http://schemas.microsoft.com/office/drawing/2015/10/21/chartex" xmlns:cx3="http://schemas.microsoft.com/office/drawing/2016/5/9/chartex" xmlns:cx4="http://schemas.microsoft.com/office/drawing/2016/5/10/chartex" xmlns:cx5="http://schemas.microsoft.com/office/drawing/2016/5/11/chartex" xmlns:cx6="http://schemas.microsoft.com/office/drawing/2016/5/12/chartex" xmlns:cx7="http://schemas.microsoft.com/office/drawing/2016/5/13/chartex" xmlns:cx8="http://schemas.microsoft.com/office/drawing/2016/5/14/chartex" xmlns:mc="http://schemas.openxmlformats.org/markup-compatibility/2006" xmlns:aink="http://schemas.microsoft.com/office/drawing/2016/ink" xmlns:am3d="http://schemas.microsoft.com/office/drawing/2017/model3d" xmlns:o="urn:schemas-microsoft-com:office:office" xmlns:oel="http://schemas.microsoft.com/office/2019/extlst" xmlns:r="http://schemas.openxmlformats.org/officeDocument/2006/relationships" xmlns:m="http://schemas.openxmlformats.org/officeDocument/2006/math" xmlns:v="urn:schemas-microsoft-com:vml" xmlns:wp14="http://schemas.microsoft.com/office/word/2010/wordprocessingDrawing" xmlns:wp="http://schemas.openxmlformats.org/drawingml/2006/wordprocessingDrawing" xmlns:w10="urn:schemas-microsoft-com:office:word" xmlns:w="http://schemas.openxmlformats.org/wordprocessingml/2006/main" xmlns:w14="http://schemas.microsoft.com/office/word/2010/wordml" xmlns:w15="http://schemas.microsoft.com/office/word/2012/wordml" xmlns:w16cex="http://schemas.microsoft.com/office/word/2018/wordml/cex" xmlns:w16cid="http://schemas.microsoft.com/office/word/2016/wordml/cid" xmlns:w16="http://schemas.microsoft.com/office/word/2018/wordml" xmlns:w16du="http://schemas.microsoft.com/office/word/2023/wordml/word16du" xmlns:w16sdtdh="http://schemas.microsoft.com/office/word/2020/wordml/sdtdatahash" xmlns:w16sdtfl="http://schemas.microsoft.com/office/word/2024/wordml/sdtformatlock" xmlns:w16se="http://schemas.microsoft.com/office/word/2015/wordml/symex" xmlns:wpg="http://schemas.microsoft.com/office/word/2010/wordprocessingGroup" xmlns:wpi="http://schemas.microsoft.com/office/word/2010/wordprocessingInk" xmlns:wne="http://schemas.microsoft.com/office/word/2006/wordml" xmlns:wps="http://schemas.microsoft.com/office/word/2010/wordprocessingShape" mc:Ignorable="w14 w15 w16se w16cid w16 w16cex w16sdtdh w16sdtfl w16du wp14">
   <w:endnote w:type="separator" w:id="-1">
     <w:p>
+      <w:pPr>
+        <w:spacing w:line="240" w:lineRule="auto"/>
+      </w:pPr>
       <w:r>
         <w:separator/>
       </w:r>
@@ -920,6 +1048,9 @@
   </w:endnote>
   <w:endnote w:type="continuationSeparator" w:id="0">
     <w:p>
+      <w:pPr>
+        <w:spacing w:line="240" w:lineRule="auto"/>
+      </w:pPr>
       <w:r>
         <w:continuationSeparator/>
       </w:r>
@@ -929,49 +1060,38 @@
 </file>
 
 <file path=word/footer1.xml><?xml version="1.0" encoding="utf-8"?>
-<w:ftr xmlns:wpc="http://schemas.microsoft.com/office/word/2010/wordprocessingCanvas" xmlns:cx="http://schemas.microsoft.com/office/drawing/2014/chartex" xmlns:cx1="http://schemas.microsoft.com/office/drawing/2015/9/8/chartex" xmlns:cx2="http://schemas.microsoft.com/office/drawing/2015/10/21/chartex" xmlns:cx3="http://schemas.microsoft.com/office/drawing/2016/5/9/chartex" xmlns:cx4="http://schemas.microsoft.com/office/drawing/2016/5/10/chartex" xmlns:cx5="http://schemas.microsoft.com/office/drawing/2016/5/11/chartex" xmlns:cx6="http://schemas.microsoft.com/office/drawing/2016/5/12/chartex" xmlns:cx7="http://schemas.microsoft.com/office/drawing/2016/5/13/chartex" xmlns:cx8="http://schemas.microsoft.com/office/drawing/2016/5/14/chartex" xmlns:mc="http://schemas.openxmlformats.org/markup-compatibility/2006" xmlns:aink="http://schemas.microsoft.com/office/drawing/2016/ink" xmlns:am3d="http://schemas.microsoft.com/office/drawing/2017/model3d" xmlns:o="urn:schemas-microsoft-com:office:office" xmlns:oel="http://schemas.microsoft.com/office/2019/extlst" xmlns:r="http://schemas.openxmlformats.org/officeDocument/2006/relationships" xmlns:m="http://schemas.openxmlformats.org/officeDocument/2006/math" xmlns:v="urn:schemas-microsoft-com:vml" xmlns:wp14="http://schemas.microsoft.com/office/word/2010/wordprocessingDrawing" xmlns:wp="http://schemas.openxmlformats.org/drawingml/2006/wordprocessingDrawing" xmlns:w10="urn:schemas-microsoft-com:office:word" xmlns:w="http://schemas.openxmlformats.org/wordprocessingml/2006/main" xmlns:w14="http://schemas.microsoft.com/office/word/2010/wordml" xmlns:w15="http://schemas.microsoft.com/office/word/2012/wordml" xmlns:w16cex="http://schemas.microsoft.com/office/word/2018/wordml/cex" xmlns:w16cid="http://schemas.microsoft.com/office/word/2016/wordml/cid" xmlns:w16="http://schemas.microsoft.com/office/word/2018/wordml" xmlns:w16sdtdh="http://schemas.microsoft.com/office/word/2020/wordml/sdtdatahash" xmlns:w16se="http://schemas.microsoft.com/office/word/2015/wordml/symex" xmlns:wpg="http://schemas.microsoft.com/office/word/2010/wordprocessingGroup" xmlns:wpi="http://schemas.microsoft.com/office/word/2010/wordprocessingInk" xmlns:wne="http://schemas.microsoft.com/office/word/2006/wordml" xmlns:wps="http://schemas.microsoft.com/office/word/2010/wordprocessingShape" mc:Ignorable="w14 w15 w16se w16cid w16 w16cex w16sdtdh wp14">
+<w:ftr xmlns:wpc="http://schemas.microsoft.com/office/word/2010/wordprocessingCanvas" xmlns:cx="http://schemas.microsoft.com/office/drawing/2014/chartex" xmlns:cx1="http://schemas.microsoft.com/office/drawing/2015/9/8/chartex" xmlns:cx2="http://schemas.microsoft.com/office/drawing/2015/10/21/chartex" xmlns:cx3="http://schemas.microsoft.com/office/drawing/2016/5/9/chartex" xmlns:cx4="http://schemas.microsoft.com/office/drawing/2016/5/10/chartex" xmlns:cx5="http://schemas.microsoft.com/office/drawing/2016/5/11/chartex" xmlns:cx6="http://schemas.microsoft.com/office/drawing/2016/5/12/chartex" xmlns:cx7="http://schemas.microsoft.com/office/drawing/2016/5/13/chartex" xmlns:cx8="http://schemas.microsoft.com/office/drawing/2016/5/14/chartex" xmlns:mc="http://schemas.openxmlformats.org/markup-compatibility/2006" xmlns:aink="http://schemas.microsoft.com/office/drawing/2016/ink" xmlns:am3d="http://schemas.microsoft.com/office/drawing/2017/model3d" xmlns:o="urn:schemas-microsoft-com:office:office" xmlns:oel="http://schemas.microsoft.com/office/2019/extlst" xmlns:r="http://schemas.openxmlformats.org/officeDocument/2006/relationships" xmlns:m="http://schemas.openxmlformats.org/officeDocument/2006/math" xmlns:v="urn:schemas-microsoft-com:vml" xmlns:wp14="http://schemas.microsoft.com/office/word/2010/wordprocessingDrawing" xmlns:wp="http://schemas.openxmlformats.org/drawingml/2006/wordprocessingDrawing" xmlns:w10="urn:schemas-microsoft-com:office:word" xmlns:w="http://schemas.openxmlformats.org/wordprocessingml/2006/main" xmlns:w14="http://schemas.microsoft.com/office/word/2010/wordml" xmlns:w15="http://schemas.microsoft.com/office/word/2012/wordml" xmlns:w16cex="http://schemas.microsoft.com/office/word/2018/wordml/cex" xmlns:w16cid="http://schemas.microsoft.com/office/word/2016/wordml/cid" xmlns:w16="http://schemas.microsoft.com/office/word/2018/wordml" xmlns:w16du="http://schemas.microsoft.com/office/word/2023/wordml/word16du" xmlns:w16sdtdh="http://schemas.microsoft.com/office/word/2020/wordml/sdtdatahash" xmlns:w16sdtfl="http://schemas.microsoft.com/office/word/2024/wordml/sdtformatlock" xmlns:w16se="http://schemas.microsoft.com/office/word/2015/wordml/symex" xmlns:wpg="http://schemas.microsoft.com/office/word/2010/wordprocessingGroup" xmlns:wpi="http://schemas.microsoft.com/office/word/2010/wordprocessingInk" xmlns:wne="http://schemas.microsoft.com/office/word/2006/wordml" xmlns:wps="http://schemas.microsoft.com/office/word/2010/wordprocessingShape" mc:Ignorable="w14 w15 w16se w16cid w16 w16cex w16sdtdh w16sdtfl w16du wp14">
+  <w:p>
+    <w:pPr>
+      <w:ind w:right="-810"/>
+      <w:jc w:val="right"/>
+    </w:pPr>
+  </w:p>
+</w:ftr>
+</file>
+
+<file path=word/footer2.xml><?xml version="1.0" encoding="utf-8"?>
+<w:ftr xmlns:wpc="http://schemas.microsoft.com/office/word/2010/wordprocessingCanvas" xmlns:cx="http://schemas.microsoft.com/office/drawing/2014/chartex" xmlns:cx1="http://schemas.microsoft.com/office/drawing/2015/9/8/chartex" xmlns:cx2="http://schemas.microsoft.com/office/drawing/2015/10/21/chartex" xmlns:cx3="http://schemas.microsoft.com/office/drawing/2016/5/9/chartex" xmlns:cx4="http://schemas.microsoft.com/office/drawing/2016/5/10/chartex" xmlns:cx5="http://schemas.microsoft.com/office/drawing/2016/5/11/chartex" xmlns:cx6="http://schemas.microsoft.com/office/drawing/2016/5/12/chartex" xmlns:cx7="http://schemas.microsoft.com/office/drawing/2016/5/13/chartex" xmlns:cx8="http://schemas.microsoft.com/office/drawing/2016/5/14/chartex" xmlns:mc="http://schemas.openxmlformats.org/markup-compatibility/2006" xmlns:aink="http://schemas.microsoft.com/office/drawing/2016/ink" xmlns:am3d="http://schemas.microsoft.com/office/drawing/2017/model3d" xmlns:o="urn:schemas-microsoft-com:office:office" xmlns:oel="http://schemas.microsoft.com/office/2019/extlst" xmlns:r="http://schemas.openxmlformats.org/officeDocument/2006/relationships" xmlns:m="http://schemas.openxmlformats.org/officeDocument/2006/math" xmlns:v="urn:schemas-microsoft-com:vml" xmlns:wp14="http://schemas.microsoft.com/office/word/2010/wordprocessingDrawing" xmlns:wp="http://schemas.openxmlformats.org/drawingml/2006/wordprocessingDrawing" xmlns:w10="urn:schemas-microsoft-com:office:word" xmlns:w="http://schemas.openxmlformats.org/wordprocessingml/2006/main" xmlns:w14="http://schemas.microsoft.com/office/word/2010/wordml" xmlns:w15="http://schemas.microsoft.com/office/word/2012/wordml" xmlns:w16cex="http://schemas.microsoft.com/office/word/2018/wordml/cex" xmlns:w16cid="http://schemas.microsoft.com/office/word/2016/wordml/cid" xmlns:w16="http://schemas.microsoft.com/office/word/2018/wordml" xmlns:w16du="http://schemas.microsoft.com/office/word/2023/wordml/word16du" xmlns:w16sdtdh="http://schemas.microsoft.com/office/word/2020/wordml/sdtdatahash" xmlns:w16sdtfl="http://schemas.microsoft.com/office/word/2024/wordml/sdtformatlock" xmlns:w16se="http://schemas.microsoft.com/office/word/2015/wordml/symex" xmlns:wpg="http://schemas.microsoft.com/office/word/2010/wordprocessingGroup" xmlns:wpi="http://schemas.microsoft.com/office/word/2010/wordprocessingInk" xmlns:wne="http://schemas.microsoft.com/office/word/2006/wordml" xmlns:wps="http://schemas.microsoft.com/office/word/2010/wordprocessingShape" mc:Ignorable="w14 w15 w16se w16cid w16 w16cex w16sdtdh w16sdtfl w16du wp14">
   <w:p>
     <w:pPr>
       <w:pStyle w:val="Footer"/>
+      <w:tabs>
+        <w:tab w:val="clear" w:pos="9360"/>
+      </w:tabs>
+      <w:ind w:right="-720"/>
+      <w:jc w:val="right"/>
     </w:pPr>
-    <w:r>
-      <w:rPr>
-        <w:noProof/>
-      </w:rPr>
-      <w:pict w14:anchorId="4525F3F5">
-        <v:shapetype id="_x0000_t75" coordsize="21600,21600" o:spt="75" o:preferrelative="t" path="m@4@5l@4@11@9@11@9@5xe" filled="f" stroked="f">
-          <v:stroke joinstyle="miter"/>
-          <v:formulas>
-            <v:f eqn="if lineDrawn pixelLineWidth 0"/>
-            <v:f eqn="sum @0 1 0"/>
-            <v:f eqn="sum 0 0 @1"/>
-            <v:f eqn="prod @2 1 2"/>
-            <v:f eqn="prod @3 21600 pixelWidth"/>
-            <v:f eqn="prod @3 21600 pixelHeight"/>
-            <v:f eqn="sum @0 0 1"/>
-            <v:f eqn="prod @6 1 2"/>
-            <v:f eqn="prod @7 21600 pixelWidth"/>
-            <v:f eqn="sum @8 21600 0"/>
-            <v:f eqn="prod @7 21600 pixelHeight"/>
-            <v:f eqn="sum @10 21600 0"/>
-          </v:formulas>
-          <v:path o:extrusionok="f" gradientshapeok="t" o:connecttype="rect"/>
-          <o:lock v:ext="edit" aspectratio="t"/>
-        </v:shapetype>
-        <v:shape id="Picture 5" o:spid="_x0000_s1027" type="#_x0000_t75" alt="A picture containing text, screenshot, font&#10;&#10;Description automatically generated" style="position:absolute;margin-left:-.75pt;margin-top:7.5pt;width:611.75pt;height:30.75pt;z-index:251657728;visibility:visible;mso-position-horizontal-relative:page;mso-width-relative:margin;mso-height-relative:margin" wrapcoords="-26 0 -26 21073 21600 21073 21600 0 -26 0">
-          <v:imagedata r:id="rId1" o:title="A picture containing text, screenshot, font&#10;&#10;Description automatically generated" croptop="59682f" cropbottom="3291f"/>
-          <w10:wrap type="through" anchorx="page"/>
-        </v:shape>
-      </w:pict>
-    </w:r>
   </w:p>
 </w:ftr>
 </file>
 
 <file path=word/footnotes.xml><?xml version="1.0" encoding="utf-8"?>
-<w:footnotes xmlns:wpc="http://schemas.microsoft.com/office/word/2010/wordprocessingCanvas" xmlns:cx="http://schemas.microsoft.com/office/drawing/2014/chartex" xmlns:cx1="http://schemas.microsoft.com/office/drawing/2015/9/8/chartex" xmlns:cx2="http://schemas.microsoft.com/office/drawing/2015/10/21/chartex" xmlns:cx3="http://schemas.microsoft.com/office/drawing/2016/5/9/chartex" xmlns:cx4="http://schemas.microsoft.com/office/drawing/2016/5/10/chartex" xmlns:cx5="http://schemas.microsoft.com/office/drawing/2016/5/11/chartex" xmlns:cx6="http://schemas.microsoft.com/office/drawing/2016/5/12/chartex" xmlns:cx7="http://schemas.microsoft.com/office/drawing/2016/5/13/chartex" xmlns:cx8="http://schemas.microsoft.com/office/drawing/2016/5/14/chartex" xmlns:mc="http://schemas.openxmlformats.org/markup-compatibility/2006" xmlns:aink="http://schemas.microsoft.com/office/drawing/2016/ink" xmlns:am3d="http://schemas.microsoft.com/office/drawing/2017/model3d" xmlns:o="urn:schemas-microsoft-com:office:office" xmlns:oel="http://schemas.microsoft.com/office/2019/extlst" xmlns:r="http://schemas.openxmlformats.org/officeDocument/2006/relationships" xmlns:m="http://schemas.openxmlformats.org/officeDocument/2006/math" xmlns:v="urn:schemas-microsoft-com:vml" xmlns:wp14="http://schemas.microsoft.com/office/word/2010/wordprocessingDrawing" xmlns:wp="http://schemas.openxmlformats.org/drawingml/2006/wordprocessingDrawing" xmlns:w10="urn:schemas-microsoft-com:office:word" xmlns:w="http://schemas.openxmlformats.org/wordprocessingml/2006/main" xmlns:w14="http://schemas.microsoft.com/office/word/2010/wordml" xmlns:w15="http://schemas.microsoft.com/office/word/2012/wordml" xmlns:w16cex="http://schemas.microsoft.com/office/word/2018/wordml/cex" xmlns:w16cid="http://schemas.microsoft.com/office/word/2016/wordml/cid" xmlns:w16="http://schemas.microsoft.com/office/word/2018/wordml" xmlns:w16sdtdh="http://schemas.microsoft.com/office/word/2020/wordml/sdtdatahash" xmlns:w16se="http://schemas.microsoft.com/office/word/2015/wordml/symex" xmlns:wpg="http://schemas.microsoft.com/office/word/2010/wordprocessingGroup" xmlns:wpi="http://schemas.microsoft.com/office/word/2010/wordprocessingInk" xmlns:wne="http://schemas.microsoft.com/office/word/2006/wordml" xmlns:wps="http://schemas.microsoft.com/office/word/2010/wordprocessingShape" mc:Ignorable="w14 w15 w16se w16cid w16 w16cex w16sdtdh wp14">
+<w:footnotes xmlns:wpc="http://schemas.microsoft.com/office/word/2010/wordprocessingCanvas" xmlns:cx="http://schemas.microsoft.com/office/drawing/2014/chartex" xmlns:cx1="http://schemas.microsoft.com/office/drawing/2015/9/8/chartex" xmlns:cx2="http://schemas.microsoft.com/office/drawing/2015/10/21/chartex" xmlns:cx3="http://schemas.microsoft.com/office/drawing/2016/5/9/chartex" xmlns:cx4="http://schemas.microsoft.com/office/drawing/2016/5/10/chartex" xmlns:cx5="http://schemas.microsoft.com/office/drawing/2016/5/11/chartex" xmlns:cx6="http://schemas.microsoft.com/office/drawing/2016/5/12/chartex" xmlns:cx7="http://schemas.microsoft.com/office/drawing/2016/5/13/chartex" xmlns:cx8="http://schemas.microsoft.com/office/drawing/2016/5/14/chartex" xmlns:mc="http://schemas.openxmlformats.org/markup-compatibility/2006" xmlns:aink="http://schemas.microsoft.com/office/drawing/2016/ink" xmlns:am3d="http://schemas.microsoft.com/office/drawing/2017/model3d" xmlns:o="urn:schemas-microsoft-com:office:office" xmlns:oel="http://schemas.microsoft.com/office/2019/extlst" xmlns:r="http://schemas.openxmlformats.org/officeDocument/2006/relationships" xmlns:m="http://schemas.openxmlformats.org/officeDocument/2006/math" xmlns:v="urn:schemas-microsoft-com:vml" xmlns:wp14="http://schemas.microsoft.com/office/word/2010/wordprocessingDrawing" xmlns:wp="http://schemas.openxmlformats.org/drawingml/2006/wordprocessingDrawing" xmlns:w10="urn:schemas-microsoft-com:office:word" xmlns:w="http://schemas.openxmlformats.org/wordprocessingml/2006/main" xmlns:w14="http://schemas.microsoft.com/office/word/2010/wordml" xmlns:w15="http://schemas.microsoft.com/office/word/2012/wordml" xmlns:w16cex="http://schemas.microsoft.com/office/word/2018/wordml/cex" xmlns:w16cid="http://schemas.microsoft.com/office/word/2016/wordml/cid" xmlns:w16="http://schemas.microsoft.com/office/word/2018/wordml" xmlns:w16du="http://schemas.microsoft.com/office/word/2023/wordml/word16du" xmlns:w16sdtdh="http://schemas.microsoft.com/office/word/2020/wordml/sdtdatahash" xmlns:w16sdtfl="http://schemas.microsoft.com/office/word/2024/wordml/sdtformatlock" xmlns:w16se="http://schemas.microsoft.com/office/word/2015/wordml/symex" xmlns:wpg="http://schemas.microsoft.com/office/word/2010/wordprocessingGroup" xmlns:wpi="http://schemas.microsoft.com/office/word/2010/wordprocessingInk" xmlns:wne="http://schemas.microsoft.com/office/word/2006/wordml" xmlns:wps="http://schemas.microsoft.com/office/word/2010/wordprocessingShape" mc:Ignorable="w14 w15 w16se w16cid w16 w16cex w16sdtdh w16sdtfl w16du wp14">
   <w:footnote w:type="separator" w:id="-1">
     <w:p>
+      <w:pPr>
+        <w:spacing w:line="240" w:lineRule="auto"/>
+      </w:pPr>
       <w:r>
         <w:separator/>
       </w:r>
@@ -979,6 +1099,9 @@
   </w:footnote>
   <w:footnote w:type="continuationSeparator" w:id="0">
     <w:p>
+      <w:pPr>
+        <w:spacing w:line="240" w:lineRule="auto"/>
+      </w:pPr>
       <w:r>
         <w:continuationSeparator/>
       </w:r>
@@ -987,34 +1110,186 @@
 </w:footnotes>
 </file>
 
+<file path=word/header1.xml><?xml version="1.0" encoding="utf-8"?>
+<w:hdr xmlns:wpc="http://schemas.microsoft.com/office/word/2010/wordprocessingCanvas" xmlns:cx="http://schemas.microsoft.com/office/drawing/2014/chartex" xmlns:cx1="http://schemas.microsoft.com/office/drawing/2015/9/8/chartex" xmlns:cx2="http://schemas.microsoft.com/office/drawing/2015/10/21/chartex" xmlns:cx3="http://schemas.microsoft.com/office/drawing/2016/5/9/chartex" xmlns:cx4="http://schemas.microsoft.com/office/drawing/2016/5/10/chartex" xmlns:cx5="http://schemas.microsoft.com/office/drawing/2016/5/11/chartex" xmlns:cx6="http://schemas.microsoft.com/office/drawing/2016/5/12/chartex" xmlns:cx7="http://schemas.microsoft.com/office/drawing/2016/5/13/chartex" xmlns:cx8="http://schemas.microsoft.com/office/drawing/2016/5/14/chartex" xmlns:mc="http://schemas.openxmlformats.org/markup-compatibility/2006" xmlns:aink="http://schemas.microsoft.com/office/drawing/2016/ink" xmlns:am3d="http://schemas.microsoft.com/office/drawing/2017/model3d" xmlns:o="urn:schemas-microsoft-com:office:office" xmlns:oel="http://schemas.microsoft.com/office/2019/extlst" xmlns:r="http://schemas.openxmlformats.org/officeDocument/2006/relationships" xmlns:m="http://schemas.openxmlformats.org/officeDocument/2006/math" xmlns:v="urn:schemas-microsoft-com:vml" xmlns:wp14="http://schemas.microsoft.com/office/word/2010/wordprocessingDrawing" xmlns:wp="http://schemas.openxmlformats.org/drawingml/2006/wordprocessingDrawing" xmlns:w10="urn:schemas-microsoft-com:office:word" xmlns:w="http://schemas.openxmlformats.org/wordprocessingml/2006/main" xmlns:w14="http://schemas.microsoft.com/office/word/2010/wordml" xmlns:w15="http://schemas.microsoft.com/office/word/2012/wordml" xmlns:w16cex="http://schemas.microsoft.com/office/word/2018/wordml/cex" xmlns:w16cid="http://schemas.microsoft.com/office/word/2016/wordml/cid" xmlns:w16="http://schemas.microsoft.com/office/word/2018/wordml" xmlns:w16du="http://schemas.microsoft.com/office/word/2023/wordml/word16du" xmlns:w16sdtdh="http://schemas.microsoft.com/office/word/2020/wordml/sdtdatahash" xmlns:w16sdtfl="http://schemas.microsoft.com/office/word/2024/wordml/sdtformatlock" xmlns:w16se="http://schemas.microsoft.com/office/word/2015/wordml/symex" xmlns:wpg="http://schemas.microsoft.com/office/word/2010/wordprocessingGroup" xmlns:wpi="http://schemas.microsoft.com/office/word/2010/wordprocessingInk" xmlns:wne="http://schemas.microsoft.com/office/word/2006/wordml" xmlns:wps="http://schemas.microsoft.com/office/word/2010/wordprocessingShape" mc:Ignorable="w14 w15 w16se w16cid w16 w16cex w16sdtdh w16sdtfl w16du wp14">
+  <w:p>
+    <w:pPr>
+      <w:pStyle w:val="Header"/>
+      <w:ind w:left="-720"/>
+    </w:pPr>
+  </w:p>
+</w:hdr>
+</file>
+
 <file path=word/styles.xml><?xml version="1.0" encoding="utf-8"?>
-<w:styles xmlns:mc="http://schemas.openxmlformats.org/markup-compatibility/2006" xmlns:r="http://schemas.openxmlformats.org/officeDocument/2006/relationships" xmlns:w="http://schemas.openxmlformats.org/wordprocessingml/2006/main" xmlns:w14="http://schemas.microsoft.com/office/word/2010/wordml" xmlns:w15="http://schemas.microsoft.com/office/word/2012/wordml" xmlns:w16cex="http://schemas.microsoft.com/office/word/2018/wordml/cex" xmlns:w16cid="http://schemas.microsoft.com/office/word/2016/wordml/cid" xmlns:w16="http://schemas.microsoft.com/office/word/2018/wordml" xmlns:w16sdtdh="http://schemas.microsoft.com/office/word/2020/wordml/sdtdatahash" xmlns:w16se="http://schemas.microsoft.com/office/word/2015/wordml/symex" mc:Ignorable="w14 w15 w16se w16cid w16 w16cex w16sdtdh">
+<w:styles xmlns:mc="http://schemas.openxmlformats.org/markup-compatibility/2006" xmlns:r="http://schemas.openxmlformats.org/officeDocument/2006/relationships" xmlns:w="http://schemas.openxmlformats.org/wordprocessingml/2006/main" xmlns:w14="http://schemas.microsoft.com/office/word/2010/wordml" xmlns:w15="http://schemas.microsoft.com/office/word/2012/wordml" xmlns:w16cex="http://schemas.microsoft.com/office/word/2018/wordml/cex" xmlns:w16cid="http://schemas.microsoft.com/office/word/2016/wordml/cid" xmlns:w16="http://schemas.microsoft.com/office/word/2018/wordml" xmlns:w16du="http://schemas.microsoft.com/office/word/2023/wordml/word16du" xmlns:w16sdtdh="http://schemas.microsoft.com/office/word/2020/wordml/sdtdatahash" xmlns:w16sdtfl="http://schemas.microsoft.com/office/word/2024/wordml/sdtformatlock" xmlns:w16se="http://schemas.microsoft.com/office/word/2015/wordml/symex" mc:Ignorable="w14 w15 w16se w16cid w16 w16cex w16sdtdh w16sdtfl w16du">
   <w:docDefaults>
     <w:rPrDefault>
       <w:rPr>
-        <w:rFonts w:ascii="Times New Roman" w:eastAsia="Times New Roman" w:hAnsi="Times New Roman" w:cs="Times New Roman"/>
+        <w:rFonts w:ascii="Arial" w:eastAsia="Arial" w:hAnsi="Arial" w:cs="Arial"/>
         <w:lang w:val="en-US" w:eastAsia="en-US" w:bidi="ar-SA"/>
       </w:rPr>
     </w:rPrDefault>
     <w:pPrDefault/>
   </w:docDefaults>
-  <w:latentStyles w:defLockedState="0" w:defUIPriority="0" w:defSemiHidden="0" w:defUnhideWhenUsed="0" w:defQFormat="0" w:count="376">
-    <w:lsdException w:name="Normal" w:qFormat="1"/>
-    <w:lsdException w:name="heading 1" w:qFormat="1"/>
-    <w:lsdException w:name="heading 2" w:qFormat="1"/>
-    <w:lsdException w:name="heading 3" w:semiHidden="1" w:unhideWhenUsed="1" w:qFormat="1"/>
-    <w:lsdException w:name="heading 4" w:semiHidden="1" w:unhideWhenUsed="1" w:qFormat="1"/>
-    <w:lsdException w:name="heading 5" w:semiHidden="1" w:unhideWhenUsed="1" w:qFormat="1"/>
-    <w:lsdException w:name="heading 6" w:semiHidden="1" w:unhideWhenUsed="1" w:qFormat="1"/>
-    <w:lsdException w:name="heading 7" w:semiHidden="1" w:unhideWhenUsed="1" w:qFormat="1"/>
-    <w:lsdException w:name="heading 8" w:semiHidden="1" w:unhideWhenUsed="1" w:qFormat="1"/>
-    <w:lsdException w:name="heading 9" w:semiHidden="1" w:unhideWhenUsed="1" w:qFormat="1"/>
-    <w:lsdException w:name="caption" w:semiHidden="1" w:unhideWhenUsed="1" w:qFormat="1"/>
-    <w:lsdException w:name="Title" w:qFormat="1"/>
-    <w:lsdException w:name="Subtitle" w:qFormat="1"/>
-    <w:lsdException w:name="Strong" w:qFormat="1"/>
-    <w:lsdException w:name="Emphasis" w:qFormat="1"/>
-    <w:lsdException w:name="Placeholder Text" w:semiHidden="1" w:uiPriority="99"/>
+  <w:latentStyles w:defLockedState="0" w:defUIPriority="99" w:defSemiHidden="0" w:defUnhideWhenUsed="0" w:defQFormat="0" w:count="376">
+    <w:lsdException w:name="Normal" w:uiPriority="0" w:qFormat="1"/>
+    <w:lsdException w:name="heading 1" w:uiPriority="9" w:qFormat="1"/>
+    <w:lsdException w:name="heading 2" w:semiHidden="1" w:uiPriority="9" w:unhideWhenUsed="1" w:qFormat="1"/>
+    <w:lsdException w:name="heading 3" w:semiHidden="1" w:uiPriority="9" w:unhideWhenUsed="1" w:qFormat="1"/>
+    <w:lsdException w:name="heading 4" w:semiHidden="1" w:uiPriority="9" w:unhideWhenUsed="1" w:qFormat="1"/>
+    <w:lsdException w:name="heading 5" w:semiHidden="1" w:uiPriority="9" w:unhideWhenUsed="1" w:qFormat="1"/>
+    <w:lsdException w:name="heading 6" w:semiHidden="1" w:uiPriority="9" w:unhideWhenUsed="1" w:qFormat="1"/>
+    <w:lsdException w:name="heading 7" w:semiHidden="1" w:uiPriority="9" w:unhideWhenUsed="1" w:qFormat="1"/>
+    <w:lsdException w:name="heading 8" w:semiHidden="1" w:uiPriority="9" w:unhideWhenUsed="1" w:qFormat="1"/>
+    <w:lsdException w:name="heading 9" w:semiHidden="1" w:uiPriority="9" w:unhideWhenUsed="1" w:qFormat="1"/>
+    <w:lsdException w:name="index 1" w:semiHidden="1" w:unhideWhenUsed="1"/>
+    <w:lsdException w:name="index 2" w:semiHidden="1" w:unhideWhenUsed="1"/>
+    <w:lsdException w:name="index 3" w:semiHidden="1" w:unhideWhenUsed="1"/>
+    <w:lsdException w:name="index 4" w:semiHidden="1" w:unhideWhenUsed="1"/>
+    <w:lsdException w:name="index 5" w:semiHidden="1" w:unhideWhenUsed="1"/>
+    <w:lsdException w:name="index 6" w:semiHidden="1" w:unhideWhenUsed="1"/>
+    <w:lsdException w:name="index 7" w:semiHidden="1" w:unhideWhenUsed="1"/>
+    <w:lsdException w:name="index 8" w:semiHidden="1" w:unhideWhenUsed="1"/>
+    <w:lsdException w:name="index 9" w:semiHidden="1" w:unhideWhenUsed="1"/>
+    <w:lsdException w:name="toc 1" w:semiHidden="1" w:uiPriority="39" w:unhideWhenUsed="1"/>
+    <w:lsdException w:name="toc 2" w:semiHidden="1" w:uiPriority="39" w:unhideWhenUsed="1"/>
+    <w:lsdException w:name="toc 3" w:semiHidden="1" w:uiPriority="39" w:unhideWhenUsed="1"/>
+    <w:lsdException w:name="toc 4" w:semiHidden="1" w:uiPriority="39" w:unhideWhenUsed="1"/>
+    <w:lsdException w:name="toc 5" w:semiHidden="1" w:uiPriority="39" w:unhideWhenUsed="1"/>
+    <w:lsdException w:name="toc 6" w:semiHidden="1" w:uiPriority="39" w:unhideWhenUsed="1"/>
+    <w:lsdException w:name="toc 7" w:semiHidden="1" w:uiPriority="39" w:unhideWhenUsed="1"/>
+    <w:lsdException w:name="toc 8" w:semiHidden="1" w:uiPriority="39" w:unhideWhenUsed="1"/>
+    <w:lsdException w:name="toc 9" w:semiHidden="1" w:uiPriority="39" w:unhideWhenUsed="1"/>
+    <w:lsdException w:name="Normal Indent" w:semiHidden="1" w:unhideWhenUsed="1"/>
+    <w:lsdException w:name="footnote text" w:semiHidden="1" w:unhideWhenUsed="1"/>
+    <w:lsdException w:name="annotation text" w:semiHidden="1" w:unhideWhenUsed="1"/>
+    <w:lsdException w:name="header" w:semiHidden="1" w:unhideWhenUsed="1"/>
+    <w:lsdException w:name="footer" w:semiHidden="1" w:unhideWhenUsed="1"/>
+    <w:lsdException w:name="index heading" w:semiHidden="1" w:unhideWhenUsed="1"/>
+    <w:lsdException w:name="caption" w:semiHidden="1" w:uiPriority="35" w:unhideWhenUsed="1" w:qFormat="1"/>
+    <w:lsdException w:name="table of figures" w:semiHidden="1" w:unhideWhenUsed="1"/>
+    <w:lsdException w:name="envelope address" w:semiHidden="1" w:unhideWhenUsed="1"/>
+    <w:lsdException w:name="envelope return" w:semiHidden="1" w:unhideWhenUsed="1"/>
+    <w:lsdException w:name="footnote reference" w:semiHidden="1" w:unhideWhenUsed="1"/>
+    <w:lsdException w:name="annotation reference" w:semiHidden="1" w:unhideWhenUsed="1"/>
+    <w:lsdException w:name="line number" w:semiHidden="1" w:unhideWhenUsed="1"/>
+    <w:lsdException w:name="page number" w:semiHidden="1" w:unhideWhenUsed="1"/>
+    <w:lsdException w:name="endnote reference" w:semiHidden="1" w:unhideWhenUsed="1"/>
+    <w:lsdException w:name="endnote text" w:semiHidden="1" w:unhideWhenUsed="1"/>
+    <w:lsdException w:name="table of authorities" w:semiHidden="1" w:unhideWhenUsed="1"/>
+    <w:lsdException w:name="macro" w:semiHidden="1" w:unhideWhenUsed="1"/>
+    <w:lsdException w:name="toa heading" w:semiHidden="1" w:unhideWhenUsed="1"/>
+    <w:lsdException w:name="List" w:semiHidden="1" w:unhideWhenUsed="1"/>
+    <w:lsdException w:name="List Bullet" w:semiHidden="1" w:unhideWhenUsed="1"/>
+    <w:lsdException w:name="List Number" w:semiHidden="1" w:unhideWhenUsed="1"/>
+    <w:lsdException w:name="List 2" w:semiHidden="1" w:unhideWhenUsed="1"/>
+    <w:lsdException w:name="List 3" w:semiHidden="1" w:unhideWhenUsed="1"/>
+    <w:lsdException w:name="List 4" w:semiHidden="1" w:unhideWhenUsed="1"/>
+    <w:lsdException w:name="List 5" w:semiHidden="1" w:unhideWhenUsed="1"/>
+    <w:lsdException w:name="List Bullet 2" w:semiHidden="1" w:unhideWhenUsed="1"/>
+    <w:lsdException w:name="List Bullet 3" w:semiHidden="1" w:unhideWhenUsed="1"/>
+    <w:lsdException w:name="List Bullet 4" w:semiHidden="1" w:unhideWhenUsed="1"/>
+    <w:lsdException w:name="List Bullet 5" w:semiHidden="1" w:unhideWhenUsed="1"/>
+    <w:lsdException w:name="List Number 2" w:semiHidden="1" w:unhideWhenUsed="1"/>
+    <w:lsdException w:name="List Number 3" w:semiHidden="1" w:unhideWhenUsed="1"/>
+    <w:lsdException w:name="List Number 4" w:semiHidden="1" w:unhideWhenUsed="1"/>
+    <w:lsdException w:name="List Number 5" w:semiHidden="1" w:unhideWhenUsed="1"/>
+    <w:lsdException w:name="Title" w:uiPriority="10" w:qFormat="1"/>
+    <w:lsdException w:name="Closing" w:semiHidden="1" w:unhideWhenUsed="1"/>
+    <w:lsdException w:name="Signature" w:semiHidden="1" w:unhideWhenUsed="1"/>
+    <w:lsdException w:name="Default Paragraph Font" w:semiHidden="1" w:uiPriority="1" w:unhideWhenUsed="1"/>
+    <w:lsdException w:name="Body Text" w:semiHidden="1" w:unhideWhenUsed="1"/>
+    <w:lsdException w:name="Body Text Indent" w:semiHidden="1" w:unhideWhenUsed="1"/>
+    <w:lsdException w:name="List Continue" w:semiHidden="1" w:unhideWhenUsed="1"/>
+    <w:lsdException w:name="List Continue 2" w:semiHidden="1" w:unhideWhenUsed="1"/>
+    <w:lsdException w:name="List Continue 3" w:semiHidden="1" w:unhideWhenUsed="1"/>
+    <w:lsdException w:name="List Continue 4" w:semiHidden="1" w:unhideWhenUsed="1"/>
+    <w:lsdException w:name="List Continue 5" w:semiHidden="1" w:unhideWhenUsed="1"/>
+    <w:lsdException w:name="Message Header" w:semiHidden="1" w:unhideWhenUsed="1"/>
+    <w:lsdException w:name="Subtitle" w:uiPriority="11" w:qFormat="1"/>
+    <w:lsdException w:name="Salutation" w:semiHidden="1" w:unhideWhenUsed="1"/>
+    <w:lsdException w:name="Date" w:semiHidden="1" w:unhideWhenUsed="1"/>
+    <w:lsdException w:name="Body Text First Indent" w:semiHidden="1" w:unhideWhenUsed="1"/>
+    <w:lsdException w:name="Body Text First Indent 2" w:semiHidden="1" w:unhideWhenUsed="1"/>
+    <w:lsdException w:name="Note Heading" w:semiHidden="1" w:unhideWhenUsed="1"/>
+    <w:lsdException w:name="Body Text 2" w:semiHidden="1" w:unhideWhenUsed="1"/>
+    <w:lsdException w:name="Body Text 3" w:semiHidden="1" w:unhideWhenUsed="1"/>
+    <w:lsdException w:name="Body Text Indent 2" w:semiHidden="1" w:unhideWhenUsed="1"/>
+    <w:lsdException w:name="Body Text Indent 3" w:semiHidden="1" w:unhideWhenUsed="1"/>
+    <w:lsdException w:name="Block Text" w:semiHidden="1" w:unhideWhenUsed="1"/>
+    <w:lsdException w:name="Hyperlink" w:semiHidden="1" w:unhideWhenUsed="1"/>
+    <w:lsdException w:name="FollowedHyperlink" w:semiHidden="1" w:unhideWhenUsed="1"/>
+    <w:lsdException w:name="Strong" w:uiPriority="22" w:qFormat="1"/>
+    <w:lsdException w:name="Emphasis" w:uiPriority="20" w:qFormat="1"/>
+    <w:lsdException w:name="Document Map" w:semiHidden="1" w:unhideWhenUsed="1"/>
+    <w:lsdException w:name="Plain Text" w:semiHidden="1" w:unhideWhenUsed="1"/>
+    <w:lsdException w:name="E-mail Signature" w:semiHidden="1" w:unhideWhenUsed="1"/>
+    <w:lsdException w:name="HTML Top of Form" w:semiHidden="1" w:unhideWhenUsed="1"/>
+    <w:lsdException w:name="HTML Bottom of Form" w:semiHidden="1" w:unhideWhenUsed="1"/>
+    <w:lsdException w:name="Normal (Web)" w:semiHidden="1" w:unhideWhenUsed="1"/>
+    <w:lsdException w:name="HTML Acronym" w:semiHidden="1" w:unhideWhenUsed="1"/>
+    <w:lsdException w:name="HTML Address" w:semiHidden="1" w:unhideWhenUsed="1"/>
+    <w:lsdException w:name="HTML Cite" w:semiHidden="1" w:unhideWhenUsed="1"/>
+    <w:lsdException w:name="HTML Code" w:semiHidden="1" w:unhideWhenUsed="1"/>
+    <w:lsdException w:name="HTML Definition" w:semiHidden="1" w:unhideWhenUsed="1"/>
+    <w:lsdException w:name="HTML Keyboard" w:semiHidden="1" w:unhideWhenUsed="1"/>
+    <w:lsdException w:name="HTML Preformatted" w:semiHidden="1" w:unhideWhenUsed="1"/>
+    <w:lsdException w:name="HTML Sample" w:semiHidden="1" w:unhideWhenUsed="1"/>
+    <w:lsdException w:name="HTML Typewriter" w:semiHidden="1" w:unhideWhenUsed="1"/>
+    <w:lsdException w:name="HTML Variable" w:semiHidden="1" w:unhideWhenUsed="1"/>
+    <w:lsdException w:name="Normal Table" w:semiHidden="1" w:unhideWhenUsed="1"/>
+    <w:lsdException w:name="annotation subject" w:semiHidden="1" w:unhideWhenUsed="1"/>
+    <w:lsdException w:name="No List" w:semiHidden="1" w:unhideWhenUsed="1"/>
+    <w:lsdException w:name="Outline List 1" w:semiHidden="1" w:unhideWhenUsed="1"/>
+    <w:lsdException w:name="Outline List 2" w:semiHidden="1" w:unhideWhenUsed="1"/>
+    <w:lsdException w:name="Outline List 3" w:semiHidden="1" w:unhideWhenUsed="1"/>
+    <w:lsdException w:name="Table Simple 1" w:semiHidden="1" w:unhideWhenUsed="1"/>
+    <w:lsdException w:name="Table Simple 2" w:semiHidden="1" w:unhideWhenUsed="1"/>
+    <w:lsdException w:name="Table Simple 3" w:semiHidden="1" w:unhideWhenUsed="1"/>
+    <w:lsdException w:name="Table Classic 1" w:semiHidden="1" w:unhideWhenUsed="1"/>
+    <w:lsdException w:name="Table Classic 2" w:semiHidden="1" w:unhideWhenUsed="1"/>
+    <w:lsdException w:name="Table Classic 3" w:semiHidden="1" w:unhideWhenUsed="1"/>
+    <w:lsdException w:name="Table Classic 4" w:semiHidden="1" w:unhideWhenUsed="1"/>
+    <w:lsdException w:name="Table Colorful 1" w:semiHidden="1" w:unhideWhenUsed="1"/>
+    <w:lsdException w:name="Table Colorful 2" w:semiHidden="1" w:unhideWhenUsed="1"/>
+    <w:lsdException w:name="Table Colorful 3" w:semiHidden="1" w:unhideWhenUsed="1"/>
+    <w:lsdException w:name="Table Columns 1" w:semiHidden="1" w:unhideWhenUsed="1"/>
+    <w:lsdException w:name="Table Columns 2" w:semiHidden="1" w:unhideWhenUsed="1"/>
+    <w:lsdException w:name="Table Columns 3" w:semiHidden="1" w:unhideWhenUsed="1"/>
+    <w:lsdException w:name="Table Columns 4" w:semiHidden="1" w:unhideWhenUsed="1"/>
+    <w:lsdException w:name="Table Columns 5" w:semiHidden="1" w:unhideWhenUsed="1"/>
+    <w:lsdException w:name="Table Grid 1" w:semiHidden="1" w:unhideWhenUsed="1"/>
+    <w:lsdException w:name="Table Grid 2" w:semiHidden="1" w:unhideWhenUsed="1"/>
+    <w:lsdException w:name="Table Grid 3" w:semiHidden="1" w:unhideWhenUsed="1"/>
+    <w:lsdException w:name="Table Grid 4" w:semiHidden="1" w:unhideWhenUsed="1"/>
+    <w:lsdException w:name="Table Grid 5" w:semiHidden="1" w:unhideWhenUsed="1"/>
+    <w:lsdException w:name="Table Grid 6" w:semiHidden="1" w:unhideWhenUsed="1"/>
+    <w:lsdException w:name="Table Grid 7" w:semiHidden="1" w:unhideWhenUsed="1"/>
+    <w:lsdException w:name="Table Grid 8" w:semiHidden="1" w:unhideWhenUsed="1"/>
+    <w:lsdException w:name="Table List 1" w:semiHidden="1" w:unhideWhenUsed="1"/>
+    <w:lsdException w:name="Table List 2" w:semiHidden="1" w:unhideWhenUsed="1"/>
+    <w:lsdException w:name="Table List 3" w:semiHidden="1" w:unhideWhenUsed="1"/>
+    <w:lsdException w:name="Table List 4" w:semiHidden="1" w:unhideWhenUsed="1"/>
+    <w:lsdException w:name="Table List 5" w:semiHidden="1" w:unhideWhenUsed="1"/>
+    <w:lsdException w:name="Table List 6" w:semiHidden="1" w:unhideWhenUsed="1"/>
+    <w:lsdException w:name="Table List 7" w:semiHidden="1" w:unhideWhenUsed="1"/>
+    <w:lsdException w:name="Table List 8" w:semiHidden="1" w:unhideWhenUsed="1"/>
+    <w:lsdException w:name="Table 3D effects 1" w:semiHidden="1" w:unhideWhenUsed="1"/>
+    <w:lsdException w:name="Table 3D effects 2" w:semiHidden="1" w:unhideWhenUsed="1"/>
+    <w:lsdException w:name="Table 3D effects 3" w:semiHidden="1" w:unhideWhenUsed="1"/>
+    <w:lsdException w:name="Table Contemporary" w:semiHidden="1" w:unhideWhenUsed="1"/>
+    <w:lsdException w:name="Table Elegant" w:semiHidden="1" w:unhideWhenUsed="1"/>
+    <w:lsdException w:name="Table Professional" w:semiHidden="1" w:unhideWhenUsed="1"/>
+    <w:lsdException w:name="Table Subtle 1" w:semiHidden="1" w:unhideWhenUsed="1"/>
+    <w:lsdException w:name="Table Subtle 2" w:semiHidden="1" w:unhideWhenUsed="1"/>
+    <w:lsdException w:name="Table Web 1" w:semiHidden="1" w:unhideWhenUsed="1"/>
+    <w:lsdException w:name="Table Web 2" w:semiHidden="1" w:unhideWhenUsed="1"/>
+    <w:lsdException w:name="Table Web 3" w:semiHidden="1" w:unhideWhenUsed="1"/>
+    <w:lsdException w:name="Balloon Text" w:semiHidden="1" w:unhideWhenUsed="1"/>
+    <w:lsdException w:name="Table Grid" w:uiPriority="39"/>
+    <w:lsdException w:name="Table Theme" w:semiHidden="1" w:unhideWhenUsed="1"/>
+    <w:lsdException w:name="Placeholder Text" w:semiHidden="1"/>
     <w:lsdException w:name="No Spacing" w:uiPriority="1" w:qFormat="1"/>
     <w:lsdException w:name="Light Shading" w:uiPriority="60"/>
     <w:lsdException w:name="Light List" w:uiPriority="61"/>
@@ -1036,7 +1311,7 @@
     <w:lsdException w:name="Medium Shading 1 Accent 1" w:uiPriority="63"/>
     <w:lsdException w:name="Medium Shading 2 Accent 1" w:uiPriority="64"/>
     <w:lsdException w:name="Medium List 1 Accent 1" w:uiPriority="65"/>
-    <w:lsdException w:name="Revision" w:semiHidden="1" w:uiPriority="99"/>
+    <w:lsdException w:name="Revision" w:semiHidden="1"/>
     <w:lsdException w:name="List Paragraph" w:uiPriority="34" w:qFormat="1"/>
     <w:lsdException w:name="Quote" w:uiPriority="29" w:qFormat="1"/>
     <w:lsdException w:name="Intense Quote" w:uiPriority="30" w:qFormat="1"/>
@@ -1229,73 +1504,148 @@
     <w:lsdException w:name="List Table 5 Dark Accent 6" w:uiPriority="50"/>
     <w:lsdException w:name="List Table 6 Colorful Accent 6" w:uiPriority="51"/>
     <w:lsdException w:name="List Table 7 Colorful Accent 6" w:uiPriority="52"/>
-    <w:lsdException w:name="Mention" w:semiHidden="1" w:uiPriority="99" w:unhideWhenUsed="1"/>
-    <w:lsdException w:name="Smart Hyperlink" w:semiHidden="1" w:uiPriority="99" w:unhideWhenUsed="1"/>
-    <w:lsdException w:name="Hashtag" w:semiHidden="1" w:uiPriority="99" w:unhideWhenUsed="1"/>
-    <w:lsdException w:name="Unresolved Mention" w:semiHidden="1" w:uiPriority="99" w:unhideWhenUsed="1"/>
-    <w:lsdException w:name="Smart Link" w:semiHidden="1" w:uiPriority="99" w:unhideWhenUsed="1"/>
+    <w:lsdException w:name="Mention" w:semiHidden="1" w:unhideWhenUsed="1"/>
+    <w:lsdException w:name="Smart Hyperlink" w:semiHidden="1" w:unhideWhenUsed="1"/>
+    <w:lsdException w:name="Hashtag" w:semiHidden="1" w:unhideWhenUsed="1"/>
+    <w:lsdException w:name="Unresolved Mention" w:semiHidden="1" w:unhideWhenUsed="1"/>
+    <w:lsdException w:name="Smart Link" w:semiHidden="1" w:unhideWhenUsed="1"/>
   </w:latentStyles>
   <w:style w:type="paragraph" w:default="1" w:styleId="Normal">
     <w:name w:val="Normal"/>
     <w:qFormat/>
     <w:pPr>
-      <w:widowControl w:val="0"/>
-      <w:autoSpaceDE w:val="0"/>
-      <w:autoSpaceDN w:val="0"/>
-      <w:adjustRightInd w:val="0"/>
+      <w:spacing w:line="276" w:lineRule="auto"/>
     </w:pPr>
     <w:rPr>
-      <w:rFonts w:ascii="Courier New" w:hAnsi="Courier New"/>
-      <w:sz w:val="24"/>
-      <w:szCs w:val="24"/>
+      <w:sz w:val="22"/>
+      <w:szCs w:val="22"/>
+      <w:lang w:val="en"/>
     </w:rPr>
   </w:style>
   <w:style w:type="paragraph" w:styleId="Heading1">
     <w:name w:val="heading 1"/>
     <w:basedOn w:val="Normal"/>
     <w:next w:val="Normal"/>
+    <w:uiPriority w:val="9"/>
     <w:qFormat/>
     <w:pPr>
       <w:keepNext/>
-      <w:tabs>
-        <w:tab w:val="right" w:pos="9360"/>
-      </w:tabs>
-      <w:jc w:val="both"/>
+      <w:keepLines/>
+      <w:spacing w:before="400" w:after="120"/>
       <w:outlineLvl w:val="0"/>
     </w:pPr>
     <w:rPr>
-      <w:rFonts w:ascii="Dutch801 Rm BT" w:hAnsi="Dutch801 Rm BT"/>
-      <w:i/>
-      <w:iCs/>
-      <w:u w:val="single"/>
+      <w:sz w:val="40"/>
+      <w:szCs w:val="40"/>
     </w:rPr>
   </w:style>
   <w:style w:type="paragraph" w:styleId="Heading2">
     <w:name w:val="heading 2"/>
     <w:basedOn w:val="Normal"/>
     <w:next w:val="Normal"/>
+    <w:uiPriority w:val="9"/>
+    <w:semiHidden/>
+    <w:unhideWhenUsed/>
     <w:qFormat/>
     <w:pPr>
       <w:keepNext/>
-      <w:tabs>
-        <w:tab w:val="left" w:pos="5040"/>
-        <w:tab w:val="left" w:pos="5760"/>
-      </w:tabs>
+      <w:keepLines/>
+      <w:spacing w:before="360" w:after="120"/>
       <w:outlineLvl w:val="1"/>
     </w:pPr>
     <w:rPr>
-      <w:rFonts w:ascii="Dutch801 Rm BT" w:hAnsi="Dutch801 Rm BT"/>
+      <w:sz w:val="32"/>
+      <w:szCs w:val="32"/>
+    </w:rPr>
+  </w:style>
+  <w:style w:type="paragraph" w:styleId="Heading3">
+    <w:name w:val="heading 3"/>
+    <w:basedOn w:val="Normal"/>
+    <w:next w:val="Normal"/>
+    <w:uiPriority w:val="9"/>
+    <w:semiHidden/>
+    <w:unhideWhenUsed/>
+    <w:qFormat/>
+    <w:pPr>
+      <w:keepNext/>
+      <w:keepLines/>
+      <w:spacing w:before="320" w:after="80"/>
+      <w:outlineLvl w:val="2"/>
+    </w:pPr>
+    <w:rPr>
+      <w:color w:val="434343"/>
+      <w:sz w:val="28"/>
+      <w:szCs w:val="28"/>
+    </w:rPr>
+  </w:style>
+  <w:style w:type="paragraph" w:styleId="Heading4">
+    <w:name w:val="heading 4"/>
+    <w:basedOn w:val="Normal"/>
+    <w:next w:val="Normal"/>
+    <w:uiPriority w:val="9"/>
+    <w:semiHidden/>
+    <w:unhideWhenUsed/>
+    <w:qFormat/>
+    <w:pPr>
+      <w:keepNext/>
+      <w:keepLines/>
+      <w:spacing w:before="280" w:after="80"/>
+      <w:outlineLvl w:val="3"/>
+    </w:pPr>
+    <w:rPr>
+      <w:color w:val="666666"/>
+      <w:sz w:val="24"/>
+      <w:szCs w:val="24"/>
+    </w:rPr>
+  </w:style>
+  <w:style w:type="paragraph" w:styleId="Heading5">
+    <w:name w:val="heading 5"/>
+    <w:basedOn w:val="Normal"/>
+    <w:next w:val="Normal"/>
+    <w:uiPriority w:val="9"/>
+    <w:semiHidden/>
+    <w:unhideWhenUsed/>
+    <w:qFormat/>
+    <w:pPr>
+      <w:keepNext/>
+      <w:keepLines/>
+      <w:spacing w:before="240" w:after="80"/>
+      <w:outlineLvl w:val="4"/>
+    </w:pPr>
+    <w:rPr>
+      <w:color w:val="666666"/>
+    </w:rPr>
+  </w:style>
+  <w:style w:type="paragraph" w:styleId="Heading6">
+    <w:name w:val="heading 6"/>
+    <w:basedOn w:val="Normal"/>
+    <w:next w:val="Normal"/>
+    <w:uiPriority w:val="9"/>
+    <w:semiHidden/>
+    <w:unhideWhenUsed/>
+    <w:qFormat/>
+    <w:pPr>
+      <w:keepNext/>
+      <w:keepLines/>
+      <w:spacing w:before="240" w:after="80"/>
+      <w:outlineLvl w:val="5"/>
+    </w:pPr>
+    <w:rPr>
       <w:i/>
-      <w:iCs/>
+      <w:color w:val="666666"/>
     </w:rPr>
   </w:style>
   <w:style w:type="character" w:default="1" w:styleId="DefaultParagraphFont">
     <w:name w:val="Default Paragraph Font"/>
+    <w:uiPriority w:val="1"/>
     <w:semiHidden/>
+    <w:unhideWhenUsed/>
   </w:style>
   <w:style w:type="table" w:default="1" w:styleId="TableNormal">
     <w:name w:val="Normal Table"/>
+    <w:uiPriority w:val="99"/>
     <w:semiHidden/>
+    <w:unhideWhenUsed/>
     <w:tblPr>
       <w:tblInd w:w="0" w:type="dxa"/>
       <w:tblCellMar>
@@ -1308,154 +1658,118 @@
   </w:style>
   <w:style w:type="numbering" w:default="1" w:styleId="NoList">
     <w:name w:val="No List"/>
+    <w:uiPriority w:val="99"/>
     <w:semiHidden/>
+    <w:unhideWhenUsed/>
   </w:style>
-  <w:style w:type="character" w:styleId="FootnoteReference">
-    <w:name w:val="footnote reference"/>
-    <w:semiHidden/>
-  </w:style>
-  <w:style w:type="paragraph" w:styleId="BodyText">
-    <w:name w:val="Body Text"/>
-    <w:basedOn w:val="Normal"/>
+  <w:style w:type="table" w:customStyle="1" w:styleId="TableNormal0">
+    <w:name w:val="TableNormal"/>
     <w:pPr>
-      <w:tabs>
-        <w:tab w:val="left" w:pos="-1440"/>
-      </w:tabs>
-      <w:jc w:val="both"/>
+      <w:spacing w:line="276" w:lineRule="auto"/>
     </w:pPr>
     <w:rPr>
-      <w:rFonts w:ascii="Times New Roman" w:hAnsi="Times New Roman"/>
-      <w:color w:val="000000"/>
+      <w:sz w:val="22"/>
+      <w:szCs w:val="22"/>
+      <w:lang w:val="en"/>
     </w:rPr>
+    <w:tblPr>
+      <w:tblCellMar>
+        <w:top w:w="0" w:type="dxa"/>
+        <w:left w:w="0" w:type="dxa"/>
+        <w:bottom w:w="0" w:type="dxa"/>
+        <w:right w:w="0" w:type="dxa"/>
+      </w:tblCellMar>
+    </w:tblPr>
   </w:style>
   <w:style w:type="paragraph" w:styleId="Title">
     <w:name w:val="Title"/>
     <w:basedOn w:val="Normal"/>
+    <w:next w:val="Normal"/>
+    <w:uiPriority w:val="10"/>
     <w:qFormat/>
     <w:pPr>
-      <w:widowControl/>
-      <w:autoSpaceDE/>
-      <w:autoSpaceDN/>
-      <w:adjustRightInd/>
-      <w:jc w:val="center"/>
+      <w:keepNext/>
+      <w:keepLines/>
+      <w:spacing w:after="60"/>
     </w:pPr>
     <w:rPr>
-      <w:rFonts w:ascii="Times New Roman" w:hAnsi="Times New Roman"/>
-      <w:sz w:val="26"/>
-      <w:szCs w:val="20"/>
+      <w:sz w:val="52"/>
+      <w:szCs w:val="52"/>
     </w:rPr>
   </w:style>
-  <w:style w:type="paragraph" w:styleId="BalloonText">
-    <w:name w:val="Balloon Text"/>
+  <w:style w:type="paragraph" w:styleId="Subtitle">
+    <w:name w:val="Subtitle"/>
     <w:basedOn w:val="Normal"/>
-    <w:link w:val="BalloonTextChar"/>
-    <w:rsid w:val="00B66137"/>
+    <w:next w:val="Normal"/>
+    <w:uiPriority w:val="11"/>
+    <w:qFormat/>
+    <w:pPr>
+      <w:keepNext/>
+      <w:keepLines/>
+      <w:spacing w:after="320"/>
+    </w:pPr>
     <w:rPr>
-      <w:rFonts w:ascii="Tahoma" w:hAnsi="Tahoma" w:cs="Tahoma"/>
-      <w:sz w:val="16"/>
-      <w:szCs w:val="16"/>
+      <w:color w:val="666666"/>
+      <w:sz w:val="30"/>
+      <w:szCs w:val="30"/>
     </w:rPr>
   </w:style>
-  <w:style w:type="character" w:customStyle="1" w:styleId="BalloonTextChar">
-    <w:name w:val="Balloon Text Char"/>
-    <w:link w:val="BalloonText"/>
-    <w:rsid w:val="00B66137"/>
-    <w:rPr>
-      <w:rFonts w:ascii="Tahoma" w:hAnsi="Tahoma" w:cs="Tahoma"/>
-      <w:sz w:val="16"/>
-      <w:szCs w:val="16"/>
-    </w:rPr>
+  <w:style w:type="table" w:customStyle="1" w:styleId="a">
+    <w:basedOn w:val="TableNormal0"/>
+    <w:tblPr>
+      <w:tblStyleRowBandSize w:val="1"/>
+      <w:tblStyleColBandSize w:val="1"/>
+      <w:tblCellMar>
+        <w:top w:w="100" w:type="dxa"/>
+        <w:left w:w="100" w:type="dxa"/>
+        <w:bottom w:w="100" w:type="dxa"/>
+        <w:right w:w="100" w:type="dxa"/>
+      </w:tblCellMar>
+    </w:tblPr>
   </w:style>
   <w:style w:type="paragraph" w:styleId="Header">
     <w:name w:val="header"/>
     <w:basedOn w:val="Normal"/>
     <w:link w:val="HeaderChar"/>
-    <w:rsid w:val="00B66137"/>
+    <w:uiPriority w:val="99"/>
+    <w:unhideWhenUsed/>
+    <w:rsid w:val="00062C77"/>
     <w:pPr>
       <w:tabs>
         <w:tab w:val="center" w:pos="4680"/>
         <w:tab w:val="right" w:pos="9360"/>
       </w:tabs>
+      <w:spacing w:line="240" w:lineRule="auto"/>
     </w:pPr>
   </w:style>
   <w:style w:type="character" w:customStyle="1" w:styleId="HeaderChar">
     <w:name w:val="Header Char"/>
+    <w:basedOn w:val="DefaultParagraphFont"/>
     <w:link w:val="Header"/>
-    <w:rsid w:val="00B66137"/>
-    <w:rPr>
-      <w:rFonts w:ascii="Courier New" w:hAnsi="Courier New"/>
-      <w:sz w:val="24"/>
-      <w:szCs w:val="24"/>
-    </w:rPr>
+    <w:uiPriority w:val="99"/>
+    <w:rsid w:val="00062C77"/>
   </w:style>
   <w:style w:type="paragraph" w:styleId="Footer">
     <w:name w:val="footer"/>
     <w:basedOn w:val="Normal"/>
     <w:link w:val="FooterChar"/>
-    <w:rsid w:val="00B66137"/>
+    <w:uiPriority w:val="99"/>
+    <w:unhideWhenUsed/>
+    <w:rsid w:val="00062C77"/>
     <w:pPr>
       <w:tabs>
         <w:tab w:val="center" w:pos="4680"/>
         <w:tab w:val="right" w:pos="9360"/>
       </w:tabs>
+      <w:spacing w:line="240" w:lineRule="auto"/>
     </w:pPr>
   </w:style>
   <w:style w:type="character" w:customStyle="1" w:styleId="FooterChar">
     <w:name w:val="Footer Char"/>
+    <w:basedOn w:val="DefaultParagraphFont"/>
     <w:link w:val="Footer"/>
-    <w:rsid w:val="00B66137"/>
-    <w:rPr>
-      <w:rFonts w:ascii="Courier New" w:hAnsi="Courier New"/>
-      <w:sz w:val="24"/>
-      <w:szCs w:val="24"/>
-    </w:rPr>
-  </w:style>
-  <w:style w:type="character" w:styleId="CommentReference">
-    <w:name w:val="annotation reference"/>
-    <w:rsid w:val="00B03FC1"/>
-    <w:rPr>
-      <w:sz w:val="16"/>
-      <w:szCs w:val="16"/>
-    </w:rPr>
-  </w:style>
-  <w:style w:type="paragraph" w:styleId="CommentText">
-    <w:name w:val="annotation text"/>
-    <w:basedOn w:val="Normal"/>
-    <w:link w:val="CommentTextChar"/>
-    <w:rsid w:val="00B03FC1"/>
-    <w:rPr>
-      <w:sz w:val="20"/>
-      <w:szCs w:val="20"/>
-    </w:rPr>
-  </w:style>
-  <w:style w:type="character" w:customStyle="1" w:styleId="CommentTextChar">
-    <w:name w:val="Comment Text Char"/>
-    <w:link w:val="CommentText"/>
-    <w:rsid w:val="00B03FC1"/>
-    <w:rPr>
-      <w:rFonts w:ascii="Courier New" w:hAnsi="Courier New"/>
-    </w:rPr>
-  </w:style>
-  <w:style w:type="paragraph" w:styleId="CommentSubject">
-    <w:name w:val="annotation subject"/>
-    <w:basedOn w:val="CommentText"/>
-    <w:next w:val="CommentText"/>
-    <w:link w:val="CommentSubjectChar"/>
-    <w:rsid w:val="00B03FC1"/>
-    <w:rPr>
-      <w:b/>
-      <w:bCs/>
-    </w:rPr>
-  </w:style>
-  <w:style w:type="character" w:customStyle="1" w:styleId="CommentSubjectChar">
-    <w:name w:val="Comment Subject Char"/>
-    <w:link w:val="CommentSubject"/>
-    <w:rsid w:val="00B03FC1"/>
-    <w:rPr>
-      <w:rFonts w:ascii="Courier New" w:hAnsi="Courier New"/>
-      <w:b/>
-      <w:bCs/>
-    </w:rPr>
+    <w:uiPriority w:val="99"/>
+    <w:rsid w:val="00062C77"/>
   </w:style>
 </w:styles>
 </file>
@@ -1471,39 +1785,39 @@
         <a:sysClr val="window" lastClr="FFFFFF"/>
       </a:lt1>
       <a:dk2>
-        <a:srgbClr val="44546A"/>
+        <a:srgbClr val="0E2841"/>
       </a:dk2>
       <a:lt2>
-        <a:srgbClr val="E7E6E6"/>
+        <a:srgbClr val="E8E8E8"/>
       </a:lt2>
       <a:accent1>
-        <a:srgbClr val="4472C4"/>
+        <a:srgbClr val="156082"/>
       </a:accent1>
       <a:accent2>
-        <a:srgbClr val="ED7D31"/>
+        <a:srgbClr val="E97132"/>
       </a:accent2>
       <a:accent3>
-        <a:srgbClr val="A5A5A5"/>
+        <a:srgbClr val="196B24"/>
       </a:accent3>
       <a:accent4>
-        <a:srgbClr val="FFC000"/>
+        <a:srgbClr val="0F9ED5"/>
       </a:accent4>
       <a:accent5>
-        <a:srgbClr val="5B9BD5"/>
+        <a:srgbClr val="A02B93"/>
       </a:accent5>
       <a:accent6>
-        <a:srgbClr val="70AD47"/>
+        <a:srgbClr val="4EA72E"/>
       </a:accent6>
       <a:hlink>
-        <a:srgbClr val="0563C1"/>
+        <a:srgbClr val="467886"/>
       </a:hlink>
       <a:folHlink>
-        <a:srgbClr val="954F72"/>
+        <a:srgbClr val="96607D"/>
       </a:folHlink>
     </a:clrScheme>
     <a:fontScheme name="Office">
       <a:majorFont>
-        <a:latin typeface="Calibri Light" panose="020F0302020204030204"/>
+        <a:latin typeface="Aptos Display" panose="02110004020202020204"/>
         <a:ea typeface=""/>
         <a:cs typeface=""/>
         <a:font script="Jpan" typeface="游ゴシック Light"/>
@@ -1555,7 +1869,7 @@
         <a:font script="Tfng" typeface="Ebrima"/>
       </a:majorFont>
       <a:minorFont>
-        <a:latin typeface="Calibri" panose="020F0502020204030204"/>
+        <a:latin typeface="Aptos" panose="02110004020202020204"/>
         <a:ea typeface=""/>
         <a:cs typeface=""/>
         <a:font script="Jpan" typeface="游明朝"/>
@@ -1666,13 +1980,6 @@
         </a:gradFill>
       </a:fillStyleLst>
       <a:lnStyleLst>
-        <a:ln w="6350" cap="flat" cmpd="sng" algn="ctr">
-          <a:solidFill>
-            <a:schemeClr val="phClr"/>
-          </a:solidFill>
-          <a:prstDash val="solid"/>
-          <a:miter lim="800000"/>
-        </a:ln>
         <a:ln w="12700" cap="flat" cmpd="sng" algn="ctr">
           <a:solidFill>
             <a:schemeClr val="phClr"/>
@@ -1681,6 +1988,13 @@
           <a:miter lim="800000"/>
         </a:ln>
         <a:ln w="19050" cap="flat" cmpd="sng" algn="ctr">
+          <a:solidFill>
+            <a:schemeClr val="phClr"/>
+          </a:solidFill>
+          <a:prstDash val="solid"/>
+          <a:miter lim="800000"/>
+        </a:ln>
+        <a:ln w="25400" cap="flat" cmpd="sng" algn="ctr">
           <a:solidFill>
             <a:schemeClr val="phClr"/>
           </a:solidFill>
@@ -1745,24 +2059,32 @@
       </a:bgFillStyleLst>
     </a:fmtScheme>
   </a:themeElements>
-  <a:objectDefaults/>
+  <a:objectDefaults>
+    <a:lnDef>
+      <a:spPr/>
+      <a:bodyPr/>
+      <a:lstStyle/>
+      <a:style>
+        <a:lnRef idx="2">
+          <a:schemeClr val="accent1"/>
+        </a:lnRef>
+        <a:fillRef idx="0">
+          <a:schemeClr val="accent1"/>
+        </a:fillRef>
+        <a:effectRef idx="1">
+          <a:schemeClr val="accent1"/>
+        </a:effectRef>
+        <a:fontRef idx="minor">
+          <a:schemeClr val="tx1"/>
+        </a:fontRef>
+      </a:style>
+    </a:lnDef>
+  </a:objectDefaults>
   <a:extraClrSchemeLst/>
   <a:extLst>
     <a:ext uri="{05A4C25C-085E-4340-85A3-A5531E510DB2}">
-      <thm15:themeFamily xmlns:thm15="http://schemas.microsoft.com/office/thememl/2012/main" name="Office Theme" id="{62F939B6-93AF-4DB8-9C6B-D6C7DFDC589F}" vid="{4A3C46E8-61CC-4603-A589-7422A47A8E4A}"/>
+      <thm15:themeFamily xmlns:thm15="http://schemas.microsoft.com/office/thememl/2012/main" name="Office Theme" id="{2E142A2C-CD16-42D6-873A-C26D2A0506FA}" vid="{1BDDFF52-6CD6-40A5-AB3C-68EB2F1E4D0A}"/>
     </a:ext>
   </a:extLst>
 </a:theme>
-</file>
-
-<file path=customXml/item1.xml><?xml version="1.0" encoding="utf-8"?>
-<b:Sources xmlns:b="http://schemas.openxmlformats.org/officeDocument/2006/bibliography" xmlns="http://schemas.openxmlformats.org/officeDocument/2006/bibliography" SelectedStyle="\APA.XSL" StyleName="APA"/>
-</file>
-
-<file path=customXml/itemProps1.xml><?xml version="1.0" encoding="utf-8"?>
-<ds:datastoreItem xmlns:ds="http://schemas.openxmlformats.org/officeDocument/2006/customXml" ds:itemID="{9E84D9AF-BF93-4161-ADF4-57582947B01A}">
-  <ds:schemaRefs>
-    <ds:schemaRef ds:uri="http://schemas.openxmlformats.org/officeDocument/2006/bibliography"/>
-  </ds:schemaRefs>
-</ds:datastoreItem>
 </file>